--- a/report/Big Data Analytics.docx
+++ b/report/Big Data Analytics.docx
@@ -21,27 +21,6 @@
     </w:p>
     <w:p>
       <w:pPr>
-        <w:pStyle w:val="Title"/>
-        <w:jc w:val="center"/>
-        <w:rPr>
-          <w:b/>
-          <w:bCs/>
-          <w:sz w:val="48"/>
-          <w:szCs w:val="48"/>
-        </w:rPr>
-      </w:pPr>
-      <w:r>
-        <w:rPr>
-          <w:b/>
-          <w:bCs/>
-          <w:sz w:val="48"/>
-          <w:szCs w:val="48"/>
-        </w:rPr>
-        <w:t>HTU</w:t>
-      </w:r>
-    </w:p>
-    <w:p>
-      <w:pPr>
         <w:jc w:val="center"/>
         <w:rPr>
           <w:b/>
@@ -57,7 +36,7 @@
           <w:sz w:val="40"/>
           <w:szCs w:val="40"/>
         </w:rPr>
-        <w:t>MOHAMMAD EMAD JABER 22110036</w:t>
+        <w:t xml:space="preserve">MOHAMMAD EMAD JABER </w:t>
       </w:r>
     </w:p>
     <w:p>
@@ -5545,44 +5524,12 @@
     </w:p>
     <w:p>
       <w:r>
-        <w:t xml:space="preserve">This report analyzes how </w:t>
-      </w:r>
-      <w:proofErr w:type="spellStart"/>
-      <w:r>
-        <w:t>TransLogix</w:t>
-      </w:r>
-      <w:proofErr w:type="spellEnd"/>
-      <w:r>
-        <w:t xml:space="preserve"> can use big data analytics and data visualization to reduce shipment delays and congestion in distribution hubs. </w:t>
-      </w:r>
-      <w:proofErr w:type="spellStart"/>
-      <w:r>
-        <w:t>TransLogix</w:t>
-      </w:r>
-      <w:proofErr w:type="spellEnd"/>
-      <w:r>
-        <w:t xml:space="preserve"> collects large amounts of logistics data from GPS tracking, vehicle sensors, warehouse scanners, and fleet management systems. The report explains key big data concepts (3Vs and 7Vs) and shows how the Data-Driven Decision-Making (DDDM) process helps managers turn raw data into insights and actions. It also discusses the benefits and challenges of using complex datasets, including data quality, standardization, bias risks, and the need for clear dashboards.</w:t>
-      </w:r>
-    </w:p>
-    <w:p>
-      <w:r>
-        <w:t>The practical work uses Python with Apache Spark (</w:t>
-      </w:r>
-      <w:proofErr w:type="spellStart"/>
-      <w:r>
-        <w:t>PySpark</w:t>
-      </w:r>
-      <w:proofErr w:type="spellEnd"/>
-      <w:r>
-        <w:t xml:space="preserve">) to clean and prepare the </w:t>
-      </w:r>
-      <w:proofErr w:type="spellStart"/>
-      <w:r>
-        <w:t>TransLogix</w:t>
-      </w:r>
-      <w:proofErr w:type="spellEnd"/>
-      <w:r>
-        <w:t xml:space="preserve"> dataset, create derived features (delay status, time features, peak-hour flag), and perform aggregation analysis by hub, route, and time. The results are visualized using Python charts and an interactive Power BI dashboard. In addition, three predictive models were developed to estimate delay minutes (Linear Regression, Random Forest, and Gradient-Boosted Trees). The Gradient-Boosted Trees model performed best with the lowest RMSE and highest R², making it the most suitable option for predicting delays and supporting proactive operational decisions. Overall, the report provides evidence-based recommendations to improve hub performance, adjust scheduling during peak periods, and use predictive analytics to reduce delays and improve service reliability.</w:t>
+        <w:t>This report analyzes how TransLogix can use big data analytics and data visualization to reduce shipment delays and congestion in distribution hubs. TransLogix collects large amounts of logistics data from GPS tracking, vehicle sensors, warehouse scanners, and fleet management systems. The report explains key big data concepts (3Vs and 7Vs) and shows how the Data-Driven Decision-Making (DDDM) process helps managers turn raw data into insights and actions. It also discusses the benefits and challenges of using complex datasets, including data quality, standardization, bias risks, and the need for clear dashboards.</w:t>
+      </w:r>
+    </w:p>
+    <w:p>
+      <w:r>
+        <w:t>The practical work uses Python with Apache Spark (PySpark) to clean and prepare the TransLogix dataset, create derived features (delay status, time features, peak-hour flag), and perform aggregation analysis by hub, route, and time. The results are visualized using Python charts and an interactive Power BI dashboard. In addition, three predictive models were developed to estimate delay minutes (Linear Regression, Random Forest, and Gradient-Boosted Trees). The Gradient-Boosted Trees model performed best with the lowest RMSE and highest R², making it the most suitable option for predicting delays and supporting proactive operational decisions. Overall, the report provides evidence-based recommendations to improve hub performance, adjust scheduling during peak periods, and use predictive analytics to reduce delays and improve service reliability.</w:t>
       </w:r>
     </w:p>
     <w:p>
@@ -5624,102 +5571,81 @@
       </w:r>
     </w:p>
     <w:p>
-      <w:proofErr w:type="spellStart"/>
-      <w:r>
-        <w:t>TransLogix</w:t>
-      </w:r>
-      <w:proofErr w:type="spellEnd"/>
-      <w:r>
-        <w:t xml:space="preserve"> Solutions is a logistics company. It delivers goods and manages warehouses and distribution hubs. Every day </w:t>
-      </w:r>
-      <w:proofErr w:type="spellStart"/>
-      <w:r>
-        <w:t>TransLogix</w:t>
-      </w:r>
-      <w:proofErr w:type="spellEnd"/>
+      <w:r>
+        <w:t xml:space="preserve">TransLogix Solutions is a logistics company. It delivers goods and manages warehouses and distribution hubs. Every day TransLogix </w:t>
+      </w:r>
+      <w:r>
+        <w:rPr>
+          <w:b/>
+          <w:bCs/>
+        </w:rPr>
+        <w:t>collects a lot of data from GPS tracking, vehicle sensors (telematics), warehouse scanners, delivery schedules, and system logs</w:t>
+      </w:r>
+      <w:r>
+        <w:t xml:space="preserve">. The main problem is </w:t>
+      </w:r>
+      <w:r>
+        <w:rPr>
+          <w:b/>
+          <w:bCs/>
+        </w:rPr>
+        <w:t>shipment delays</w:t>
+      </w:r>
+      <w:r>
+        <w:t xml:space="preserve"> and congestion at hubs. TransLogix wants to use big data and visualization to understand the reasons for delays and improve operations.</w:t>
+      </w:r>
+    </w:p>
+    <w:p>
+      <w:pPr>
+        <w:pStyle w:val="Heading2"/>
+      </w:pPr>
+      <w:bookmarkStart w:id="3" w:name="_Toc220181952"/>
+      <w:r>
+        <w:t xml:space="preserve">2. </w:t>
+      </w:r>
+      <w:r>
+        <w:t>Fundamental concepts of Big Data</w:t>
+      </w:r>
+      <w:bookmarkEnd w:id="3"/>
       <w:r>
         <w:t xml:space="preserve"> </w:t>
       </w:r>
-      <w:r>
-        <w:rPr>
-          <w:b/>
-          <w:bCs/>
-        </w:rPr>
-        <w:t>collects a lot of data from GPS tracking, vehicle sensors (telematics), warehouse scanners, delivery schedules, and system logs</w:t>
-      </w:r>
-      <w:r>
-        <w:t xml:space="preserve">. The main problem is </w:t>
-      </w:r>
-      <w:r>
-        <w:rPr>
-          <w:b/>
-          <w:bCs/>
-        </w:rPr>
-        <w:t>shipment delays</w:t>
-      </w:r>
-      <w:r>
-        <w:t xml:space="preserve"> and congestion at hubs. </w:t>
-      </w:r>
-      <w:proofErr w:type="spellStart"/>
-      <w:r>
-        <w:t>TransLogix</w:t>
-      </w:r>
-      <w:proofErr w:type="spellEnd"/>
-      <w:r>
-        <w:t xml:space="preserve"> wants to use big data and visualization to understand the reasons for delays and improve operations.</w:t>
-      </w:r>
-    </w:p>
-    <w:p>
-      <w:pPr>
-        <w:pStyle w:val="Heading2"/>
-      </w:pPr>
-      <w:bookmarkStart w:id="3" w:name="_Toc220181952"/>
-      <w:r>
-        <w:t xml:space="preserve">2. </w:t>
-      </w:r>
-      <w:r>
-        <w:t>Fundamental concepts of Big Data</w:t>
-      </w:r>
-      <w:bookmarkEnd w:id="3"/>
+    </w:p>
+    <w:p>
+      <w:pPr>
+        <w:pStyle w:val="Heading3"/>
+      </w:pPr>
+      <w:bookmarkStart w:id="4" w:name="_Toc220181953"/>
+      <w:r>
+        <w:t>2.1 What is Big Data?</w:t>
+      </w:r>
+      <w:bookmarkEnd w:id="4"/>
+    </w:p>
+    <w:p>
+      <w:r>
+        <w:t>Big Data is data that is too large, too fast, or too complex for normal tools (like Excel) to handle easily. It needs special storage and processing tools.</w:t>
+      </w:r>
+    </w:p>
+    <w:p>
+      <w:pPr>
+        <w:pStyle w:val="Heading3"/>
+      </w:pPr>
+      <w:bookmarkStart w:id="5" w:name="_Toc220181954"/>
+      <w:r>
+        <w:t>2.2</w:t>
+      </w:r>
+      <w:r>
+        <w:t xml:space="preserve">  3</w:t>
+      </w:r>
+      <w:r>
+        <w:t>Vs of Big Data</w:t>
+      </w:r>
+      <w:bookmarkEnd w:id="5"/>
       <w:r>
         <w:t xml:space="preserve"> </w:t>
       </w:r>
     </w:p>
     <w:p>
-      <w:pPr>
-        <w:pStyle w:val="Heading3"/>
-      </w:pPr>
-      <w:bookmarkStart w:id="4" w:name="_Toc220181953"/>
-      <w:r>
-        <w:t>2.1 What is Big Data?</w:t>
-      </w:r>
-      <w:bookmarkEnd w:id="4"/>
-    </w:p>
-    <w:p>
-      <w:r>
-        <w:t>Big Data is data that is too large, too fast, or too complex for normal tools (like Excel) to handle easily. It needs special storage and processing tools.</w:t>
-      </w:r>
-    </w:p>
-    <w:p>
-      <w:pPr>
-        <w:pStyle w:val="Heading3"/>
-      </w:pPr>
-      <w:bookmarkStart w:id="5" w:name="_Toc220181954"/>
-      <w:r>
-        <w:t>2.2</w:t>
-      </w:r>
-      <w:r>
-        <w:t xml:space="preserve">  3</w:t>
-      </w:r>
-      <w:r>
-        <w:t>Vs of Big Data</w:t>
-      </w:r>
-      <w:bookmarkEnd w:id="5"/>
-      <w:r>
-        <w:t xml:space="preserve"> </w:t>
-      </w:r>
-    </w:p>
-    <w:p>
       <w:r>
         <w:rPr>
           <w:b/>
@@ -5728,15 +5654,7 @@
         <w:t>Volume:</w:t>
       </w:r>
       <w:r>
-        <w:t xml:space="preserve"> </w:t>
-      </w:r>
-      <w:proofErr w:type="spellStart"/>
-      <w:r>
-        <w:t>TransLogix</w:t>
-      </w:r>
-      <w:proofErr w:type="spellEnd"/>
-      <w:r>
-        <w:t xml:space="preserve"> has many records (shipments, GPS points, hub scans, driver events). This becomes millions of rows quickly.</w:t>
+        <w:t xml:space="preserve"> TransLogix has many records (shipments, GPS points, hub scans, driver events). This becomes millions of rows quickly.</w:t>
       </w:r>
     </w:p>
     <w:p>
@@ -5813,15 +5731,7 @@
     </w:p>
     <w:p>
       <w:r>
-        <w:t xml:space="preserve">The 3Vs explain why </w:t>
-      </w:r>
-      <w:proofErr w:type="spellStart"/>
-      <w:r>
-        <w:t>TransLogix</w:t>
-      </w:r>
-      <w:proofErr w:type="spellEnd"/>
-      <w:r>
-        <w:t xml:space="preserve"> data is “big”. Volume is high because there are many deliveries and scanning events. Velocity is high because GPS updates arrive quickly. Variety is high because the company uses different systems that create different data types.</w:t>
+        <w:t>The 3Vs explain why TransLogix data is “big”. Volume is high because there are many deliveries and scanning events. Velocity is high because GPS updates arrive quickly. Variety is high because the company uses different systems that create different data types.</w:t>
       </w:r>
     </w:p>
     <w:p>
@@ -5982,15 +5892,7 @@
         <w:ind w:left="360"/>
       </w:pPr>
       <w:r>
-        <w:t xml:space="preserve">The 7Vs give more detail about big data. </w:t>
-      </w:r>
-      <w:proofErr w:type="spellStart"/>
-      <w:r>
-        <w:t>TransLogix</w:t>
-      </w:r>
-      <w:proofErr w:type="spellEnd"/>
-      <w:r>
-        <w:t xml:space="preserve"> must care about veracity because wrong GPS or scan times can mislead decisions. Value is important because the goal is better delivery performance. Visualization is also key because managers need to understand results quickly.</w:t>
+        <w:t>The 7Vs give more detail about big data. TransLogix must care about veracity because wrong GPS or scan times can mislead decisions. Value is important because the goal is better delivery performance. Visualization is also key because managers need to understand results quickly.</w:t>
       </w:r>
     </w:p>
     <w:p>
@@ -6005,14 +5907,9 @@
         <w:t xml:space="preserve"> </w:t>
       </w:r>
       <w:r>
-        <w:t xml:space="preserve">Why Big Data matters for </w:t>
-      </w:r>
-      <w:proofErr w:type="spellStart"/>
-      <w:r>
-        <w:t>TransLogix</w:t>
+        <w:t>Why Big Data matters for TransLogix</w:t>
       </w:r>
       <w:bookmarkEnd w:id="7"/>
-      <w:proofErr w:type="spellEnd"/>
       <w:r>
         <w:t xml:space="preserve"> </w:t>
       </w:r>
@@ -6029,23 +5926,7 @@
           <w:b/>
           <w:bCs/>
         </w:rPr>
-        <w:t xml:space="preserve">Big Data analytics helps </w:t>
-      </w:r>
-      <w:proofErr w:type="spellStart"/>
-      <w:r>
-        <w:rPr>
-          <w:b/>
-          <w:bCs/>
-        </w:rPr>
-        <w:t>TransLogix</w:t>
-      </w:r>
-      <w:proofErr w:type="spellEnd"/>
-      <w:r>
-        <w:rPr>
-          <w:b/>
-          <w:bCs/>
-        </w:rPr>
-        <w:t xml:space="preserve"> to:</w:t>
+        <w:t>Big Data analytics helps TransLogix to:</w:t>
       </w:r>
     </w:p>
     <w:p>
@@ -6098,15 +5979,7 @@
     </w:p>
     <w:p>
       <w:r>
-        <w:t xml:space="preserve">Big data matters for </w:t>
-      </w:r>
-      <w:proofErr w:type="spellStart"/>
-      <w:r>
-        <w:t>TransLogix</w:t>
-      </w:r>
-      <w:proofErr w:type="spellEnd"/>
-      <w:r>
-        <w:t xml:space="preserve"> because it helps the company understand delays using real evidence. When managers know the main delay locations and times, they can improve planning and reduce congestion. This leads to faster deliveries and better customer satisfaction.</w:t>
+        <w:t>Big data matters for TransLogix because it helps the company understand delays using real evidence. When managers know the main delay locations and times, they can improve planning and reduce congestion. This leads to faster deliveries and better customer satisfaction.</w:t>
       </w:r>
     </w:p>
     <w:p>
@@ -6193,23 +6066,7 @@
           <w:b/>
           <w:bCs/>
         </w:rPr>
-        <w:t xml:space="preserve">Value for </w:t>
-      </w:r>
-      <w:proofErr w:type="spellStart"/>
-      <w:r>
-        <w:rPr>
-          <w:b/>
-          <w:bCs/>
-        </w:rPr>
-        <w:t>TransLogix</w:t>
-      </w:r>
-      <w:proofErr w:type="spellEnd"/>
-      <w:r>
-        <w:rPr>
-          <w:b/>
-          <w:bCs/>
-        </w:rPr>
-        <w:t xml:space="preserve"> (the company):</w:t>
+        <w:t>Value for TransLogix (the company):</w:t>
       </w:r>
     </w:p>
     <w:p>
@@ -6262,15 +6119,7 @@
     </w:p>
     <w:p>
       <w:r>
-        <w:t xml:space="preserve">For the company, big data gives better control of operations. When </w:t>
-      </w:r>
-      <w:proofErr w:type="spellStart"/>
-      <w:r>
-        <w:t>TransLogix</w:t>
-      </w:r>
-      <w:proofErr w:type="spellEnd"/>
-      <w:r>
-        <w:t xml:space="preserve"> reduces delays, customers become more satisfied. Better routes reduce fuel and overtime costs. Over time, the company becomes more efficient and more competitive.</w:t>
+        <w:t>For the company, big data gives better control of operations. When TransLogix reduces delays, customers become more satisfied. Better routes reduce fuel and overtime costs. Over time, the company becomes more efficient and more competitive.</w:t>
       </w:r>
     </w:p>
     <w:p>
@@ -6299,15 +6148,7 @@
         <w:t>data + analysis</w:t>
       </w:r>
       <w:r>
-        <w:t xml:space="preserve">, not only opinions. Below are the steps applied to </w:t>
-      </w:r>
-      <w:proofErr w:type="spellStart"/>
-      <w:r>
-        <w:t>TransLogix</w:t>
-      </w:r>
-      <w:proofErr w:type="spellEnd"/>
-      <w:r>
-        <w:t>:</w:t>
+        <w:t>, not only opinions. Below are the steps applied to TransLogix:</w:t>
       </w:r>
     </w:p>
     <w:p>
@@ -6450,21 +6291,12 @@
           <w:bCs/>
         </w:rPr>
       </w:pPr>
-      <w:proofErr w:type="spellStart"/>
-      <w:r>
-        <w:rPr>
-          <w:b/>
-          <w:bCs/>
-        </w:rPr>
-        <w:t>TransLogix</w:t>
-      </w:r>
-      <w:proofErr w:type="spellEnd"/>
-      <w:r>
-        <w:rPr>
-          <w:b/>
-          <w:bCs/>
-        </w:rPr>
-        <w:t xml:space="preserve"> needs:</w:t>
+      <w:r>
+        <w:rPr>
+          <w:b/>
+          <w:bCs/>
+        </w:rPr>
+        <w:t>TransLogix needs:</w:t>
       </w:r>
     </w:p>
     <w:p>
@@ -6603,23 +6435,7 @@
           <w:b/>
           <w:bCs/>
         </w:rPr>
-        <w:t xml:space="preserve">If the dataset is huge, </w:t>
-      </w:r>
-      <w:proofErr w:type="spellStart"/>
-      <w:r>
-        <w:rPr>
-          <w:b/>
-          <w:bCs/>
-        </w:rPr>
-        <w:t>TransLogix</w:t>
-      </w:r>
-      <w:proofErr w:type="spellEnd"/>
-      <w:r>
-        <w:rPr>
-          <w:b/>
-          <w:bCs/>
-        </w:rPr>
-        <w:t xml:space="preserve"> can use sampling, like:</w:t>
+        <w:t>If the dataset is huge, TransLogix can use sampling, like:</w:t>
       </w:r>
     </w:p>
     <w:p>
@@ -6898,27 +6714,7 @@
           <w:sz w:val="28"/>
           <w:szCs w:val="28"/>
         </w:rPr>
-        <w:t xml:space="preserve">DDDM means using data to make decisions instead of guessing. </w:t>
-      </w:r>
-      <w:proofErr w:type="spellStart"/>
-      <w:r>
-        <w:rPr>
-          <w:b/>
-          <w:bCs/>
-          <w:sz w:val="28"/>
-          <w:szCs w:val="28"/>
-        </w:rPr>
-        <w:t>TransLogix</w:t>
-      </w:r>
-      <w:proofErr w:type="spellEnd"/>
-      <w:r>
-        <w:rPr>
-          <w:b/>
-          <w:bCs/>
-          <w:sz w:val="28"/>
-          <w:szCs w:val="28"/>
-        </w:rPr>
-        <w:t xml:space="preserve"> first sets the goal and then tests ideas using real data. After cleaning and analyzing data, the company finds the real reasons for delays. Finally, managers use the results to take actions like changing routes or improving hub staffing.</w:t>
+        <w:t>DDDM means using data to make decisions instead of guessing. TransLogix first sets the goal and then tests ideas using real data. After cleaning and analyzing data, the company finds the real reasons for delays. Finally, managers use the results to take actions like changing routes or improving hub staffing.</w:t>
       </w:r>
     </w:p>
     <w:p>
@@ -7045,15 +6841,7 @@
     </w:p>
     <w:p>
       <w:r>
-        <w:t xml:space="preserve">Complex data can help </w:t>
-      </w:r>
-      <w:proofErr w:type="spellStart"/>
-      <w:r>
-        <w:t>TransLogix</w:t>
-      </w:r>
-      <w:proofErr w:type="spellEnd"/>
-      <w:r>
-        <w:t xml:space="preserve"> improve planning and daily operations. Managers can respond faster using real-time information. Cost can decrease by improving routes and reducing wasted time. Also, teams can work better because everyone uses the same data.</w:t>
+        <w:t>Complex data can help TransLogix improve planning and daily operations. Managers can respond faster using real-time information. Cost can decrease by improving routes and reducing wasted time. Also, teams can work better because everyone uses the same data.</w:t>
       </w:r>
     </w:p>
     <w:p>
@@ -7172,15 +6960,7 @@
         <w:pStyle w:val="NormalWeb"/>
       </w:pPr>
       <w:r>
-        <w:t xml:space="preserve">The biggest challenge is data quality. If the data is missing or recorded differently in each hub, analysis can be wrong. There is also a risk of bias if the dataset is not fair or complete. </w:t>
-      </w:r>
-      <w:proofErr w:type="spellStart"/>
-      <w:r>
-        <w:t>TransLogix</w:t>
-      </w:r>
-      <w:proofErr w:type="spellEnd"/>
-      <w:r>
-        <w:t xml:space="preserve"> must make sure the analysis supports real business goals, not just producing charts.</w:t>
+        <w:t>The biggest challenge is data quality. If the data is missing or recorded differently in each hub, analysis can be wrong. There is also a risk of bias if the dataset is not fair or complete. TransLogix must make sure the analysis supports real business goals, not just producing charts.</w:t>
       </w:r>
     </w:p>
     <w:p>
@@ -7192,14 +6972,9 @@
         <w:t xml:space="preserve">5. </w:t>
       </w:r>
       <w:r>
-        <w:t xml:space="preserve">Prediction (3–5 years): Impact of using complex datasets on </w:t>
-      </w:r>
-      <w:proofErr w:type="spellStart"/>
-      <w:r>
-        <w:t>TransLogix</w:t>
+        <w:t>Prediction (3–5 years): Impact of using complex datasets on TransLogix</w:t>
       </w:r>
       <w:bookmarkEnd w:id="13"/>
-      <w:proofErr w:type="spellEnd"/>
     </w:p>
     <w:p>
       <w:pPr>
@@ -7238,15 +7013,7 @@
     </w:p>
     <w:p>
       <w:r>
-        <w:t xml:space="preserve">Using high volume + real-time data (velocity) with DDDM analysis will help </w:t>
-      </w:r>
-      <w:proofErr w:type="spellStart"/>
-      <w:r>
-        <w:t>TransLogix</w:t>
-      </w:r>
-      <w:proofErr w:type="spellEnd"/>
-      <w:r>
-        <w:t xml:space="preserve"> identify the biggest delay points and fix hub congestion faster.</w:t>
+        <w:t>Using high volume + real-time data (velocity) with DDDM analysis will help TransLogix identify the biggest delay points and fix hub congestion faster.</w:t>
       </w:r>
     </w:p>
     <w:p>
@@ -7428,15 +7195,7 @@
     </w:p>
     <w:p>
       <w:r>
-        <w:t xml:space="preserve">With improved on-time delivery, customers will trust </w:t>
-      </w:r>
-      <w:proofErr w:type="spellStart"/>
-      <w:r>
-        <w:t>TransLogix</w:t>
-      </w:r>
-      <w:proofErr w:type="spellEnd"/>
-      <w:r>
-        <w:t xml:space="preserve"> more. This can increase contracts and business growth.</w:t>
+        <w:t>With improved on-time delivery, customers will trust TransLogix more. This can increase contracts and business growth.</w:t>
       </w:r>
     </w:p>
     <w:p>
@@ -7513,15 +7272,7 @@
     </w:p>
     <w:p>
       <w:r>
-        <w:t xml:space="preserve">After 3–5 years of collecting data, </w:t>
-      </w:r>
-      <w:proofErr w:type="spellStart"/>
-      <w:r>
-        <w:t>TransLogix</w:t>
-      </w:r>
-      <w:proofErr w:type="spellEnd"/>
-      <w:r>
-        <w:t xml:space="preserve"> can build better prediction models for seasonal peaks and traffic patterns.</w:t>
+        <w:t>After 3–5 years of collecting data, TransLogix can build better prediction models for seasonal peaks and traffic patterns.</w:t>
       </w:r>
     </w:p>
     <w:p>
@@ -7543,15 +7294,7 @@
         <w:t>Volume + Variability</w:t>
       </w:r>
       <w:r>
-        <w:t xml:space="preserve"> because </w:t>
-      </w:r>
-      <w:proofErr w:type="spellStart"/>
-      <w:r>
-        <w:t>TransLogix</w:t>
-      </w:r>
-      <w:proofErr w:type="spellEnd"/>
-      <w:r>
-        <w:t xml:space="preserve"> collects many years of data and patterns change by season. In DDDM it links to </w:t>
+        <w:t xml:space="preserve"> because TransLogix collects many years of data and patterns change by season. In DDDM it links to </w:t>
       </w:r>
       <w:r>
         <w:rPr>
@@ -7593,15 +7336,7 @@
         </w:rPr>
       </w:pPr>
       <w:r>
-        <w:t xml:space="preserve">In the next 3–5 years, </w:t>
-      </w:r>
-      <w:proofErr w:type="spellStart"/>
-      <w:r>
-        <w:t>TransLogix</w:t>
-      </w:r>
-      <w:proofErr w:type="spellEnd"/>
-      <w:r>
-        <w:t xml:space="preserve"> can improve delivery speed and hub performance. With dashboards</w:t>
+        <w:t>In the next 3–5 years, TransLogix can improve delivery speed and hub performance. With dashboards</w:t>
       </w:r>
       <w:r>
         <w:rPr>
@@ -7661,15 +7396,7 @@
     </w:p>
     <w:p>
       <w:r>
-        <w:t xml:space="preserve">If data is missing, inconsistent, or incorrect, the analysis may be wrong, and </w:t>
-      </w:r>
-      <w:proofErr w:type="spellStart"/>
-      <w:r>
-        <w:t>TransLogix</w:t>
-      </w:r>
-      <w:proofErr w:type="spellEnd"/>
-      <w:r>
-        <w:t xml:space="preserve"> may invest in the wrong hub or wrong solution.</w:t>
+        <w:t>If data is missing, inconsistent, or incorrect, the analysis may be wrong, and TransLogix may invest in the wrong hub or wrong solution.</w:t>
       </w:r>
     </w:p>
     <w:p>
@@ -7894,15 +7621,7 @@
       </w:r>
       <w:r>
         <w:br/>
-        <w:t xml:space="preserve">If </w:t>
-      </w:r>
-      <w:proofErr w:type="spellStart"/>
-      <w:r>
-        <w:t>TransLogix</w:t>
-      </w:r>
-      <w:proofErr w:type="spellEnd"/>
-      <w:r>
-        <w:t xml:space="preserve"> makes wrong decisions because of poor data (Veracity), deliveries may be late or incorrect. This can reduce customer trust and damage relationships with business partners.</w:t>
+        <w:t>If TransLogix makes wrong decisions because of poor data (Veracity), deliveries may be late or incorrect. This can reduce customer trust and damage relationships with business partners.</w:t>
       </w:r>
       <w:r>
         <w:br/>
@@ -8029,23 +7748,7 @@
         </w:rPr>
       </w:pPr>
       <w:r>
-        <w:t xml:space="preserve">Big Data is important for </w:t>
-      </w:r>
-      <w:proofErr w:type="spellStart"/>
-      <w:r>
-        <w:t>TransLogix</w:t>
-      </w:r>
-      <w:proofErr w:type="spellEnd"/>
-      <w:r>
-        <w:t xml:space="preserve"> because logistics creates data with high volume, velocity, and variety. By using the DDDM process, </w:t>
-      </w:r>
-      <w:proofErr w:type="spellStart"/>
-      <w:r>
-        <w:t>TransLogix</w:t>
-      </w:r>
-      <w:proofErr w:type="spellEnd"/>
-      <w:r>
-        <w:t xml:space="preserve"> can </w:t>
+        <w:t xml:space="preserve">Big Data is important for TransLogix because logistics creates data with high volume, velocity, and variety. By using the DDDM process, TransLogix can </w:t>
       </w:r>
       <w:r>
         <w:rPr>
@@ -8055,15 +7758,7 @@
         <w:t>turn raw data into insights and actions to reduce shipment delays and hub congestion</w:t>
       </w:r>
       <w:r>
-        <w:t xml:space="preserve">. However, </w:t>
-      </w:r>
-      <w:proofErr w:type="spellStart"/>
-      <w:r>
-        <w:t>TransLogix</w:t>
-      </w:r>
-      <w:proofErr w:type="spellEnd"/>
-      <w:r>
-        <w:t xml:space="preserve"> must </w:t>
+        <w:t xml:space="preserve">. However, TransLogix must </w:t>
       </w:r>
       <w:r>
         <w:rPr>
@@ -8126,15 +7821,7 @@
         <w:t>hub congestion</w:t>
       </w:r>
       <w:r>
-        <w:t xml:space="preserve"> for </w:t>
-      </w:r>
-      <w:proofErr w:type="spellStart"/>
-      <w:r>
-        <w:t>TransLogix</w:t>
-      </w:r>
-      <w:proofErr w:type="spellEnd"/>
-      <w:r>
-        <w:t>. It covers statistical and graphical methods used in logistics, checks how suitable popular industry tools are (Spark, Hadoop, Python, R, Power BI, Tableau), and explains the tools I will use in my practical work. It also outlines the data preparation and automation steps needed before creating good visualizations and supporting manager decisions.</w:t>
+        <w:t xml:space="preserve"> for TransLogix. It covers statistical and graphical methods used in logistics, checks how suitable popular industry tools are (Spark, Hadoop, Python, R, Power BI, Tableau), and explains the tools I will use in my practical work. It also outlines the data preparation and automation steps needed before creating good visualizations and supporting manager decisions.</w:t>
       </w:r>
     </w:p>
     <w:p>
@@ -8168,15 +7855,7 @@
     </w:p>
     <w:p>
       <w:r>
-        <w:t xml:space="preserve">Statistical tools help </w:t>
-      </w:r>
-      <w:proofErr w:type="spellStart"/>
-      <w:r>
-        <w:t>TransLogix</w:t>
-      </w:r>
-      <w:proofErr w:type="spellEnd"/>
-      <w:r>
-        <w:t xml:space="preserve"> understand what is happening in the data and why. They are used for describing performance, finding patterns, and supporting predictions.</w:t>
+        <w:t>Statistical tools help TransLogix understand what is happening in the data and why. They are used for describing performance, finding patterns, and supporting predictions.</w:t>
       </w:r>
     </w:p>
     <w:p>
@@ -8222,15 +7901,7 @@
         </w:numPr>
       </w:pPr>
       <w:r>
-        <w:t>Example (</w:t>
-      </w:r>
-      <w:proofErr w:type="spellStart"/>
-      <w:r>
-        <w:t>TransLogix</w:t>
-      </w:r>
-      <w:proofErr w:type="spellEnd"/>
-      <w:r>
-        <w:t>): average delay minutes per hub, max delay per route, average loading time.</w:t>
+        <w:t>Example (TransLogix): average delay minutes per hub, max delay per route, average loading time.</w:t>
       </w:r>
     </w:p>
     <w:p>
@@ -8429,15 +8100,7 @@
       </w:r>
       <w:r>
         <w:br/>
-        <w:t xml:space="preserve">For example, </w:t>
-      </w:r>
-      <w:proofErr w:type="spellStart"/>
-      <w:r>
-        <w:t>TransLogix</w:t>
-      </w:r>
-      <w:proofErr w:type="spellEnd"/>
-      <w:r>
-        <w:t xml:space="preserve"> can calculate the </w:t>
+        <w:t xml:space="preserve">For example, TransLogix can calculate the </w:t>
       </w:r>
       <w:r>
         <w:rPr>
@@ -8652,23 +8315,7 @@
           <w:b/>
           <w:bCs/>
         </w:rPr>
-        <w:t xml:space="preserve">For </w:t>
-      </w:r>
-      <w:proofErr w:type="spellStart"/>
-      <w:r>
-        <w:rPr>
-          <w:b/>
-          <w:bCs/>
-        </w:rPr>
-        <w:t>TransLogix</w:t>
-      </w:r>
-      <w:proofErr w:type="spellEnd"/>
-      <w:r>
-        <w:rPr>
-          <w:b/>
-          <w:bCs/>
-        </w:rPr>
-        <w:t>, dashboards are very important because managers need fast answers like: Which hub is worst today? Which routes are risky? What is the delay trend this week?</w:t>
+        <w:t>For TransLogix, dashboards are very important because managers need fast answers like: Which hub is worst today? Which routes are risky? What is the delay trend this week?</w:t>
       </w:r>
     </w:p>
     <w:p>
@@ -8714,15 +8361,7 @@
     </w:p>
     <w:p>
       <w:r>
-        <w:t xml:space="preserve">Before doing statistics or charts, </w:t>
-      </w:r>
-      <w:proofErr w:type="spellStart"/>
-      <w:r>
-        <w:t>TransLogix</w:t>
-      </w:r>
-      <w:proofErr w:type="spellEnd"/>
-      <w:r>
-        <w:t xml:space="preserve"> must prepare the data (ETL / data processing).</w:t>
+        <w:t>Before doing statistics or charts, TransLogix must prepare the data (ETL / data processing).</w:t>
       </w:r>
     </w:p>
     <w:p>
@@ -8773,15 +8412,7 @@
         </w:numPr>
       </w:pPr>
       <w:r>
-        <w:t>Spark (</w:t>
-      </w:r>
-      <w:proofErr w:type="spellStart"/>
-      <w:r>
-        <w:t>PySpark</w:t>
-      </w:r>
-      <w:proofErr w:type="spellEnd"/>
-      <w:r>
-        <w:t xml:space="preserve"> / Spark SQL) for very large data and distributed processing</w:t>
+        <w:t>Spark (PySpark / Spark SQL) for very large data and distributed processing</w:t>
       </w:r>
     </w:p>
     <w:p>
@@ -8829,26 +8460,13 @@
         <w:t xml:space="preserve">3. </w:t>
       </w:r>
       <w:r>
-        <w:t xml:space="preserve">Assessment: How suitable are industry-leading tools for </w:t>
-      </w:r>
-      <w:proofErr w:type="spellStart"/>
-      <w:r>
-        <w:t>TransLogix</w:t>
-      </w:r>
-      <w:proofErr w:type="spellEnd"/>
-      <w:r>
-        <w:t>?</w:t>
+        <w:t>Assessment: How suitable are industry-leading tools for TransLogix?</w:t>
       </w:r>
       <w:bookmarkEnd w:id="23"/>
     </w:p>
     <w:p>
-      <w:proofErr w:type="spellStart"/>
-      <w:r>
-        <w:t>TransLogix</w:t>
-      </w:r>
-      <w:proofErr w:type="spellEnd"/>
-      <w:r>
-        <w:t xml:space="preserve"> has big logistics data (GPS updates, hub scans, shipment records). The right tool depends on size, speed, and reporting needs.</w:t>
+      <w:r>
+        <w:t>TransLogix has big logistics data (GPS updates, hub scans, shipment records). The right tool depends on size, speed, and reporting needs.</w:t>
       </w:r>
     </w:p>
     <w:p>
@@ -8915,23 +8533,7 @@
           <w:b/>
           <w:bCs/>
         </w:rPr>
-        <w:t xml:space="preserve">Suitability for </w:t>
-      </w:r>
-      <w:proofErr w:type="spellStart"/>
-      <w:r>
-        <w:rPr>
-          <w:b/>
-          <w:bCs/>
-        </w:rPr>
-        <w:t>TransLogix</w:t>
-      </w:r>
-      <w:proofErr w:type="spellEnd"/>
-      <w:r>
-        <w:rPr>
-          <w:b/>
-          <w:bCs/>
-        </w:rPr>
-        <w:t>: Very suitable, because shipment + GPS + hub scan data can become huge.</w:t>
+        <w:t>Suitability for TransLogix: Very suitable, because shipment + GPS + hub scan data can become huge.</w:t>
       </w:r>
     </w:p>
     <w:p/>
@@ -8999,23 +8601,7 @@
           <w:b/>
           <w:bCs/>
         </w:rPr>
-        <w:t xml:space="preserve">Suitability for </w:t>
-      </w:r>
-      <w:proofErr w:type="spellStart"/>
-      <w:r>
-        <w:rPr>
-          <w:b/>
-          <w:bCs/>
-        </w:rPr>
-        <w:t>TransLogix</w:t>
-      </w:r>
-      <w:proofErr w:type="spellEnd"/>
-      <w:r>
-        <w:rPr>
-          <w:b/>
-          <w:bCs/>
-        </w:rPr>
-        <w:t>: Suitable, mainly for storage and big-data environment support.</w:t>
+        <w:t>Suitability for TransLogix: Suitable, mainly for storage and big-data environment support.</w:t>
       </w:r>
     </w:p>
     <w:p/>
@@ -9044,27 +8630,7 @@
           <w:sz w:val="28"/>
           <w:szCs w:val="28"/>
         </w:rPr>
-        <w:t xml:space="preserve">Python (Pandas / </w:t>
-      </w:r>
-      <w:proofErr w:type="spellStart"/>
-      <w:r>
-        <w:rPr>
-          <w:b/>
-          <w:bCs/>
-          <w:sz w:val="28"/>
-          <w:szCs w:val="28"/>
-        </w:rPr>
-        <w:t>PySpark</w:t>
-      </w:r>
-      <w:proofErr w:type="spellEnd"/>
-      <w:r>
-        <w:rPr>
-          <w:b/>
-          <w:bCs/>
-          <w:sz w:val="28"/>
-          <w:szCs w:val="28"/>
-        </w:rPr>
-        <w:t xml:space="preserve"> / ML libraries)</w:t>
+        <w:t>Python (Pandas / PySpark / ML libraries)</w:t>
       </w:r>
     </w:p>
     <w:p>
@@ -9088,62 +8654,22 @@
         </w:numPr>
       </w:pPr>
       <w:r>
-        <w:t xml:space="preserve">Weakness: Pandas alone can struggle with very large data on one machine (but </w:t>
-      </w:r>
-      <w:proofErr w:type="spellStart"/>
-      <w:r>
-        <w:t>PySpark</w:t>
-      </w:r>
-      <w:proofErr w:type="spellEnd"/>
-      <w:r>
-        <w:t xml:space="preserve"> solves this).</w:t>
-      </w:r>
-    </w:p>
-    <w:p>
-      <w:pPr>
-        <w:rPr>
-          <w:b/>
-          <w:bCs/>
-        </w:rPr>
-      </w:pPr>
-      <w:r>
-        <w:rPr>
-          <w:b/>
-          <w:bCs/>
-        </w:rPr>
-        <w:t xml:space="preserve">Suitability for </w:t>
-      </w:r>
-      <w:proofErr w:type="spellStart"/>
-      <w:r>
-        <w:rPr>
-          <w:b/>
-          <w:bCs/>
-        </w:rPr>
-        <w:t>TransLogix</w:t>
-      </w:r>
-      <w:proofErr w:type="spellEnd"/>
-      <w:r>
-        <w:rPr>
-          <w:b/>
-          <w:bCs/>
-        </w:rPr>
-        <w:t xml:space="preserve">: Highly suitable, especially with </w:t>
-      </w:r>
-      <w:proofErr w:type="spellStart"/>
-      <w:r>
-        <w:rPr>
-          <w:b/>
-          <w:bCs/>
-        </w:rPr>
-        <w:t>PySpark</w:t>
-      </w:r>
-      <w:proofErr w:type="spellEnd"/>
-      <w:r>
-        <w:rPr>
-          <w:b/>
-          <w:bCs/>
-        </w:rPr>
-        <w:t xml:space="preserve"> for large data and quick analysis.</w:t>
+        <w:t>Weakness: Pandas alone can struggle with very large data on one machine (but PySpark solves this).</w:t>
+      </w:r>
+    </w:p>
+    <w:p>
+      <w:pPr>
+        <w:rPr>
+          <w:b/>
+          <w:bCs/>
+        </w:rPr>
+      </w:pPr>
+      <w:r>
+        <w:rPr>
+          <w:b/>
+          <w:bCs/>
+        </w:rPr>
+        <w:t>Suitability for TransLogix: Highly suitable, especially with PySpark for large data and quick analysis.</w:t>
       </w:r>
     </w:p>
     <w:p/>
@@ -9212,23 +8738,7 @@
           <w:bCs/>
         </w:rPr>
         <w:lastRenderedPageBreak/>
-        <w:t xml:space="preserve">Suitability for </w:t>
-      </w:r>
-      <w:proofErr w:type="spellStart"/>
-      <w:r>
-        <w:rPr>
-          <w:b/>
-          <w:bCs/>
-        </w:rPr>
-        <w:t>TransLogix</w:t>
-      </w:r>
-      <w:proofErr w:type="spellEnd"/>
-      <w:r>
-        <w:rPr>
-          <w:b/>
-          <w:bCs/>
-        </w:rPr>
-        <w:t>: Suitable, but not the first choice if the team already uses Python.</w:t>
+        <w:t>Suitability for TransLogix: Suitable, but not the first choice if the team already uses Python.</w:t>
       </w:r>
     </w:p>
     <w:p/>
@@ -9296,23 +8806,7 @@
           <w:b/>
           <w:bCs/>
         </w:rPr>
-        <w:t xml:space="preserve">Suitability for </w:t>
-      </w:r>
-      <w:proofErr w:type="spellStart"/>
-      <w:r>
-        <w:rPr>
-          <w:b/>
-          <w:bCs/>
-        </w:rPr>
-        <w:t>TransLogix</w:t>
-      </w:r>
-      <w:proofErr w:type="spellEnd"/>
-      <w:r>
-        <w:rPr>
-          <w:b/>
-          <w:bCs/>
-        </w:rPr>
-        <w:t>: Very suitable for decision-makers and operational dashboards.</w:t>
+        <w:t>Suitability for TransLogix: Very suitable for decision-makers and operational dashboards.</w:t>
       </w:r>
     </w:p>
     <w:p/>
@@ -9380,23 +8874,7 @@
           <w:b/>
           <w:bCs/>
         </w:rPr>
-        <w:t xml:space="preserve">Suitability for </w:t>
-      </w:r>
-      <w:proofErr w:type="spellStart"/>
-      <w:r>
-        <w:rPr>
-          <w:b/>
-          <w:bCs/>
-        </w:rPr>
-        <w:t>TransLogix</w:t>
-      </w:r>
-      <w:proofErr w:type="spellEnd"/>
-      <w:r>
-        <w:rPr>
-          <w:b/>
-          <w:bCs/>
-        </w:rPr>
-        <w:t>: Very suitable, especially for advanced visual exploration.</w:t>
+        <w:t>Suitability for TransLogix: Very suitable, especially for advanced visual exploration.</w:t>
       </w:r>
     </w:p>
     <w:tbl>
@@ -9474,17 +8952,8 @@
                 <w:b/>
                 <w:bCs/>
               </w:rPr>
-              <w:t xml:space="preserve">Strengths for </w:t>
-            </w:r>
-            <w:proofErr w:type="spellStart"/>
-            <w:r>
-              <w:rPr>
-                <w:b/>
-                <w:bCs/>
-              </w:rPr>
-              <w:t>TransLogix</w:t>
-            </w:r>
-            <w:proofErr w:type="spellEnd"/>
+              <w:t>Strengths for TransLogix</w:t>
+            </w:r>
           </w:p>
         </w:tc>
         <w:tc>
@@ -9528,21 +8997,7 @@
               <w:rPr>
                 <w:rStyle w:val="Strong"/>
               </w:rPr>
-              <w:t>Apache Spark (</w:t>
-            </w:r>
-            <w:proofErr w:type="spellStart"/>
-            <w:r>
-              <w:rPr>
-                <w:rStyle w:val="Strong"/>
-              </w:rPr>
-              <w:t>PySpark</w:t>
-            </w:r>
-            <w:proofErr w:type="spellEnd"/>
-            <w:r>
-              <w:rPr>
-                <w:rStyle w:val="Strong"/>
-              </w:rPr>
-              <w:t xml:space="preserve"> / Spark SQL)</w:t>
+              <w:t>Apache Spark (PySpark / Spark SQL)</w:t>
             </w:r>
           </w:p>
         </w:tc>
@@ -9750,15 +9205,7 @@
               </w:rPr>
             </w:pPr>
             <w:r>
-              <w:t xml:space="preserve">Pandas is slow with extremely large datasets on one machine (can use </w:t>
-            </w:r>
-            <w:proofErr w:type="spellStart"/>
-            <w:r>
-              <w:t>PySpark</w:t>
-            </w:r>
-            <w:proofErr w:type="spellEnd"/>
-            <w:r>
-              <w:t xml:space="preserve"> if needed)</w:t>
+              <w:t>Pandas is slow with extremely large datasets on one machine (can use PySpark if needed)</w:t>
             </w:r>
           </w:p>
         </w:tc>
@@ -10016,65 +9463,17 @@
     </w:p>
     <w:p>
       <w:r>
-        <w:t xml:space="preserve">For my practical work on the </w:t>
-      </w:r>
-      <w:proofErr w:type="spellStart"/>
-      <w:r>
-        <w:t>TransLogix</w:t>
-      </w:r>
-      <w:proofErr w:type="spellEnd"/>
-      <w:r>
-        <w:t xml:space="preserve"> shipment-delay dataset, I chose to use </w:t>
-      </w:r>
-      <w:r>
-        <w:rPr>
-          <w:b/>
-          <w:bCs/>
-        </w:rPr>
-        <w:t xml:space="preserve">Python + </w:t>
-      </w:r>
-      <w:proofErr w:type="spellStart"/>
-      <w:r>
-        <w:rPr>
-          <w:b/>
-          <w:bCs/>
-        </w:rPr>
-        <w:t>PySpark</w:t>
-      </w:r>
-      <w:proofErr w:type="spellEnd"/>
-      <w:r>
-        <w:rPr>
-          <w:b/>
-          <w:bCs/>
-        </w:rPr>
-        <w:t xml:space="preserve"> + Python visualization + Power BI</w:t>
-      </w:r>
-      <w:r>
-        <w:t xml:space="preserve"> because this combination supports the full workflow from raw data to decision-ready dashboards. Python is useful for understanding the dataset, testing ideas quickly, and writing clear code for cleaning and analysis. </w:t>
-      </w:r>
-      <w:proofErr w:type="spellStart"/>
-      <w:r>
-        <w:t>PySpark</w:t>
-      </w:r>
-      <w:proofErr w:type="spellEnd"/>
-      <w:r>
-        <w:t xml:space="preserve"> is chosen because it is an industry tool for handling larger datasets efficiently and it can scale if </w:t>
-      </w:r>
-      <w:proofErr w:type="spellStart"/>
-      <w:r>
-        <w:t>TransLogix</w:t>
-      </w:r>
-      <w:proofErr w:type="spellEnd"/>
-      <w:r>
-        <w:t xml:space="preserve"> later receives bigger data volumes from GPS and hub systems. Python visualization (Matplotlib) is used to quickly explore patterns during analysis, such as which hubs have the highest delays, how delays change over time, and whether congestion is linked to delays. Finally, Power BI is chosen because it is easy for managers to use, it supports interactive filtering, and it presents KPIs and charts clearly for operational and strategic decisions. Overall, the approach is: load and clean the data in Python/</w:t>
-      </w:r>
-      <w:proofErr w:type="spellStart"/>
-      <w:r>
-        <w:t>PySpark</w:t>
-      </w:r>
-      <w:proofErr w:type="spellEnd"/>
-      <w:r>
-        <w:t>, create useful derived columns (like delay status, month, hour, and peak hour), generate summary tables (hub, route, trend, congestion), export clean results to CSV, and then build a Power BI dashboard for senior decision-makers.</w:t>
+        <w:t xml:space="preserve">For my practical work on the TransLogix shipment-delay dataset, I chose to use </w:t>
+      </w:r>
+      <w:r>
+        <w:rPr>
+          <w:b/>
+          <w:bCs/>
+        </w:rPr>
+        <w:t>Python + PySpark + Python visualization + Power BI</w:t>
+      </w:r>
+      <w:r>
+        <w:t xml:space="preserve"> because this combination supports the full workflow from raw data to decision-ready dashboards. Python is useful for understanding the dataset, testing ideas quickly, and writing clear code for cleaning and analysis. PySpark is chosen because it is an industry tool for handling larger datasets efficiently and it can scale if TransLogix later receives bigger data volumes from GPS and hub systems. Python visualization (Matplotlib) is used to quickly explore patterns during analysis, such as which hubs have the highest delays, how delays change over time, and whether congestion is linked to delays. Finally, Power BI is chosen because it is easy for managers to use, it supports interactive filtering, and it presents KPIs and charts clearly for operational and strategic decisions. Overall, the approach is: load and clean the data in Python/PySpark, create useful derived columns (like delay status, month, hour, and peak hour), generate summary tables (hub, route, trend, congestion), export clean results to CSV, and then build a Power BI dashboard for senior decision-makers.</w:t>
       </w:r>
     </w:p>
     <w:p>
@@ -10114,7 +9513,6 @@
       <w:r>
         <w:t xml:space="preserve"> format, ensuring numeric fields like </w:t>
       </w:r>
-      <w:proofErr w:type="spellStart"/>
       <w:r>
         <w:rPr>
           <w:b/>
@@ -10122,17 +9520,8 @@
         </w:rPr>
         <w:t>delay_minutes</w:t>
       </w:r>
-      <w:proofErr w:type="spellEnd"/>
-      <w:r>
-        <w:t xml:space="preserve"> and congestion indexes are stored as numbers, removing duplicate records (for example using </w:t>
-      </w:r>
-      <w:proofErr w:type="spellStart"/>
-      <w:r>
-        <w:t>shipment_id</w:t>
-      </w:r>
-      <w:proofErr w:type="spellEnd"/>
-      <w:r>
-        <w:t xml:space="preserve"> so shipments are not counted twice), and handling missing values in key columns such as scheduled and actual times. I also plan to standardize text fields like hub and route names so the same hub is not stored in different ways, and I will validate the data to detect impossible values (for example negative delays caused by wrong time formats or extremely high delays caused by data errors).</w:t>
+      <w:r>
+        <w:t xml:space="preserve"> and congestion indexes are stored as numbers, removing duplicate records (for example using shipment_id so shipments are not counted twice), and handling missing values in key columns such as scheduled and actual times. I also plan to standardize text fields like hub and route names so the same hub is not stored in different ways, and I will validate the data to detect impossible values (for example negative delays caused by wrong time formats or extremely high delays caused by data errors).</w:t>
       </w:r>
     </w:p>
     <w:p>
@@ -10166,15 +9555,7 @@
         <w:t>automation (repeatable processing)</w:t>
       </w:r>
       <w:r>
-        <w:t>, where the same Python/</w:t>
-      </w:r>
-      <w:proofErr w:type="spellStart"/>
-      <w:r>
-        <w:t>PySpark</w:t>
-      </w:r>
-      <w:proofErr w:type="spellEnd"/>
-      <w:r>
-        <w:t xml:space="preserve"> script can be run again whenever the dataset is updated. Each run automatically loads the file, performs the same cleaning rules, creates the same derived columns, recomputes the same summary tables, and exports updated CSV outputs. This supports later visualizations because Power BI can refresh from the exported CSVs, which reduces manual work and keeps reporting consistent. In a real company setting, this repeatable script could be scheduled daily or weekly using scheduling tools, but in this project the automation is achieved through a repeatable end-to-end pipeline that produces consistent outputs every time.</w:t>
+        <w:t>, where the same Python/PySpark script can be run again whenever the dataset is updated. Each run automatically loads the file, performs the same cleaning rules, creates the same derived columns, recomputes the same summary tables, and exports updated CSV outputs. This supports later visualizations because Power BI can refresh from the exported CSVs, which reduces manual work and keeps reporting consistent. In a real company setting, this repeatable script could be scheduled daily or weekly using scheduling tools, but in this project the automation is achieved through a repeatable end-to-end pipeline that produces consistent outputs every time.</w:t>
       </w:r>
     </w:p>
     <w:p>
@@ -10192,52 +9573,12 @@
     </w:p>
     <w:p>
       <w:r>
-        <w:t xml:space="preserve">The chosen tools and data preparation methods will strongly affect how well </w:t>
-      </w:r>
-      <w:proofErr w:type="spellStart"/>
-      <w:r>
-        <w:t>TransLogix</w:t>
-      </w:r>
-      <w:proofErr w:type="spellEnd"/>
-      <w:r>
-        <w:t xml:space="preserve"> managers can make decisions. Using </w:t>
-      </w:r>
-      <w:proofErr w:type="spellStart"/>
-      <w:r>
-        <w:t>PySpark</w:t>
-      </w:r>
-      <w:proofErr w:type="spellEnd"/>
-      <w:r>
-        <w:t xml:space="preserve"> for cleaning and transformation improves decision quality because it handles large datasets consistently and reduces manual errors. For example, removing duplicates and fixing missing timestamps prevents wrong KPI values (like incorrect average delay or late shipment counts). Creating derived features such as </w:t>
-      </w:r>
-      <w:proofErr w:type="spellStart"/>
-      <w:r>
-        <w:t>delivery_status</w:t>
-      </w:r>
-      <w:proofErr w:type="spellEnd"/>
-      <w:r>
-        <w:t>, departure hour, month, and peak-hour flag supports better decision making because managers can see clear patterns by time, hub, and route, not just raw rows. Also, exporting clean summary tables makes Power BI dashboards faster and easier to refresh, which helps managers react quickly to delays and congestion.</w:t>
-      </w:r>
-    </w:p>
-    <w:p>
-      <w:r>
-        <w:t xml:space="preserve">However, there are limitations that can affect decision making. Power BI needs a clean data model, so if the data is not standardized across hubs (different naming or missing scans), the dashboard may show misleading comparisons. </w:t>
-      </w:r>
-      <w:proofErr w:type="spellStart"/>
-      <w:r>
-        <w:t>PySpark</w:t>
-      </w:r>
-      <w:proofErr w:type="spellEnd"/>
-      <w:r>
-        <w:t xml:space="preserve"> also requires technical skills, which can slow implementation if staff are not trained. Another limitation is that prediction and insights depend on the available data; if key factors such as weather, accidents, or real-time traffic are not included, decisions based on analytics may not fully explain the real causes of delays. To improve decision making further, </w:t>
-      </w:r>
-      <w:proofErr w:type="spellStart"/>
-      <w:r>
-        <w:t>TransLogix</w:t>
-      </w:r>
-      <w:proofErr w:type="spellEnd"/>
-      <w:r>
-        <w:t xml:space="preserve"> should standardize data entry across hubs, add stronger automated validation rules, and consider integrating external data sources (traffic/weather) and scheduled refresh pipelines. Overall, the selected tools and preparation steps are effective because they increase accuracy, consistency, and speed of reporting, which leads to better operational decisions such as staffing, routing, and scheduling changes.</w:t>
+        <w:t>The chosen tools and data preparation methods will strongly affect how well TransLogix managers can make decisions. Using PySpark for cleaning and transformation improves decision quality because it handles large datasets consistently and reduces manual errors. For example, removing duplicates and fixing missing timestamps prevents wrong KPI values (like incorrect average delay or late shipment counts). Creating derived features such as delivery_status, departure hour, month, and peak-hour flag supports better decision making because managers can see clear patterns by time, hub, and route, not just raw rows. Also, exporting clean summary tables makes Power BI dashboards faster and easier to refresh, which helps managers react quickly to delays and congestion.</w:t>
+      </w:r>
+    </w:p>
+    <w:p>
+      <w:r>
+        <w:t>However, there are limitations that can affect decision making. Power BI needs a clean data model, so if the data is not standardized across hubs (different naming or missing scans), the dashboard may show misleading comparisons. PySpark also requires technical skills, which can slow implementation if staff are not trained. Another limitation is that prediction and insights depend on the available data; if key factors such as weather, accidents, or real-time traffic are not included, decisions based on analytics may not fully explain the real causes of delays. To improve decision making further, TransLogix should standardize data entry across hubs, add stronger automated validation rules, and consider integrating external data sources (traffic/weather) and scheduled refresh pipelines. Overall, the selected tools and preparation steps are effective because they increase accuracy, consistency, and speed of reporting, which leads to better operational decisions such as staffing, routing, and scheduling changes.</w:t>
       </w:r>
     </w:p>
     <w:p/>
@@ -10259,23 +9600,7 @@
     </w:p>
     <w:p>
       <w:r>
-        <w:t xml:space="preserve">In conclusion, the selected tools and methods are suitable for </w:t>
-      </w:r>
-      <w:proofErr w:type="spellStart"/>
-      <w:r>
-        <w:t>TransLogix</w:t>
-      </w:r>
-      <w:proofErr w:type="spellEnd"/>
-      <w:r>
-        <w:t xml:space="preserve"> because they support both large-scale data processing and clear business communication. Python and </w:t>
-      </w:r>
-      <w:proofErr w:type="spellStart"/>
-      <w:r>
-        <w:t>PySpark</w:t>
-      </w:r>
-      <w:proofErr w:type="spellEnd"/>
-      <w:r>
-        <w:t xml:space="preserve"> support reliable data preparation, transformation, and scalable analysis of shipment delays and hub congestion. Python visualization supports quick exploration and validation of patterns before publishing results. Power BI supports decision-makers by presenting KPIs and interactive charts that highlight the worst hubs and routes, show delay trends over time, and explain the relationship between congestion and delay. Most importantly, the planned preparation and transformation steps ensure data quality and consistency, which directly improves the trustworthiness of the dashboards and the quality of business decisions. Automation through a repeatable pipeline ensures the same rules are applied every time, which reduces errors, improves efficiency, and helps managers make faster and more confident decisions to reduce delays and congestion.</w:t>
+        <w:t>In conclusion, the selected tools and methods are suitable for TransLogix because they support both large-scale data processing and clear business communication. Python and PySpark support reliable data preparation, transformation, and scalable analysis of shipment delays and hub congestion. Python visualization supports quick exploration and validation of patterns before publishing results. Power BI supports decision-makers by presenting KPIs and interactive charts that highlight the worst hubs and routes, show delay trends over time, and explain the relationship between congestion and delay. Most importantly, the planned preparation and transformation steps ensure data quality and consistency, which directly improves the trustworthiness of the dashboards and the quality of business decisions. Automation through a repeatable pipeline ensures the same rules are applied every time, which reduces errors, improves efficiency, and helps managers make faster and more confident decisions to reduce delays and congestion.</w:t>
       </w:r>
     </w:p>
     <w:p>
@@ -10312,32 +9637,15 @@
         </w:rPr>
       </w:pPr>
       <w:r>
-        <w:t xml:space="preserve">In this activity I performed a practical big data analysis on the </w:t>
-      </w:r>
-      <w:proofErr w:type="spellStart"/>
-      <w:r>
-        <w:t>TransLogix</w:t>
-      </w:r>
-      <w:proofErr w:type="spellEnd"/>
-      <w:r>
-        <w:t xml:space="preserve"> shipment-delay dataset using </w:t>
-      </w:r>
-      <w:r>
-        <w:rPr>
-          <w:b/>
-          <w:bCs/>
-        </w:rPr>
-        <w:t>Python and Apache Spark (</w:t>
-      </w:r>
-      <w:proofErr w:type="spellStart"/>
-      <w:r>
-        <w:rPr>
-          <w:b/>
-          <w:bCs/>
-        </w:rPr>
-        <w:t>PySpark</w:t>
-      </w:r>
-      <w:proofErr w:type="spellEnd"/>
+        <w:t xml:space="preserve">In this activity I performed a practical big data analysis on the TransLogix shipment-delay dataset using </w:t>
+      </w:r>
+      <w:r>
+        <w:rPr>
+          <w:b/>
+          <w:bCs/>
+        </w:rPr>
+        <w:t>Python and Apache Spark (PySpark</w:t>
+      </w:r>
       <w:r>
         <w:t xml:space="preserve">). I cleaned and prepared the data, created new useful features, </w:t>
       </w:r>
@@ -10366,23 +9674,7 @@
           <w:b/>
           <w:bCs/>
         </w:rPr>
-        <w:t xml:space="preserve">predictive models to estimate </w:t>
-      </w:r>
-      <w:proofErr w:type="spellStart"/>
-      <w:r>
-        <w:rPr>
-          <w:b/>
-          <w:bCs/>
-        </w:rPr>
-        <w:t>delay_minutes</w:t>
-      </w:r>
-      <w:proofErr w:type="spellEnd"/>
-      <w:r>
-        <w:rPr>
-          <w:b/>
-          <w:bCs/>
-        </w:rPr>
-        <w:t xml:space="preserve"> and compared them using RMSE and R²</w:t>
+        <w:t>predictive models to estimate delay_minutes and compared them using RMSE and R²</w:t>
       </w:r>
       <w:r>
         <w:t xml:space="preserve">, then selected </w:t>
@@ -10429,55 +9721,7 @@
     </w:p>
     <w:p>
       <w:r>
-        <w:t>I cleaned the dataset to make sure analysis results are correct and trusted. I converted the time columns to timestamp format (</w:t>
-      </w:r>
-      <w:proofErr w:type="spellStart"/>
-      <w:r>
-        <w:t>scheduled_departure</w:t>
-      </w:r>
-      <w:proofErr w:type="spellEnd"/>
-      <w:r>
-        <w:t xml:space="preserve">, </w:t>
-      </w:r>
-      <w:proofErr w:type="spellStart"/>
-      <w:r>
-        <w:t>scheduled_arrival</w:t>
-      </w:r>
-      <w:proofErr w:type="spellEnd"/>
-      <w:r>
-        <w:t xml:space="preserve">, </w:t>
-      </w:r>
-      <w:proofErr w:type="spellStart"/>
-      <w:r>
-        <w:t>actual_departure</w:t>
-      </w:r>
-      <w:proofErr w:type="spellEnd"/>
-      <w:r>
-        <w:t xml:space="preserve">, </w:t>
-      </w:r>
-      <w:proofErr w:type="spellStart"/>
-      <w:r>
-        <w:t>actual_arrival</w:t>
-      </w:r>
-      <w:proofErr w:type="spellEnd"/>
-      <w:r>
-        <w:t xml:space="preserve">) so time calculations are accurate. I also made sure </w:t>
-      </w:r>
-      <w:proofErr w:type="spellStart"/>
-      <w:r>
-        <w:t>delay_minutes</w:t>
-      </w:r>
-      <w:proofErr w:type="spellEnd"/>
-      <w:r>
-        <w:t xml:space="preserve"> is numeric by casting it to a double type. After that, I removed duplicate records using </w:t>
-      </w:r>
-      <w:proofErr w:type="spellStart"/>
-      <w:r>
-        <w:t>shipment_id</w:t>
-      </w:r>
-      <w:proofErr w:type="spellEnd"/>
-      <w:r>
-        <w:t xml:space="preserve"> to avoid counting the same shipment more than once. Finally, I filtered out rows where key fields were missing (null values) because missing planned/actual times would make delay calculations </w:t>
+        <w:t xml:space="preserve">I cleaned the dataset to make sure analysis results are correct and trusted. I converted the time columns to timestamp format (scheduled_departure, scheduled_arrival, actual_departure, actual_arrival) so time calculations are accurate. I also made sure delay_minutes is numeric by casting it to a double type. After that, I removed duplicate records using shipment_id to avoid counting the same shipment more than once. Finally, I filtered out rows where key fields were missing (null values) because missing planned/actual times would make delay calculations </w:t>
       </w:r>
       <w:r>
         <w:lastRenderedPageBreak/>
@@ -10496,47 +9740,7 @@
     </w:p>
     <w:p>
       <w:r>
-        <w:t xml:space="preserve">To improve analysis quality and build reliable predictive models, I removed irrelevant variables from the modelling dataset. Columns such as </w:t>
-      </w:r>
-      <w:proofErr w:type="spellStart"/>
-      <w:r>
-        <w:t>shipment_id</w:t>
-      </w:r>
-      <w:proofErr w:type="spellEnd"/>
-      <w:r>
-        <w:t xml:space="preserve"> and other ID fields are only identifiers, and text fields such as hub names and route names do not directly represent operational conditions unless they are encoded. Also, raw timestamp columns are not used directly once the needed time features are created (month, hour, day of week). Therefore, for machine learning I selected only relevant numeric and operational features (congestion indexes, distance, and time-based features like </w:t>
-      </w:r>
-      <w:proofErr w:type="spellStart"/>
-      <w:r>
-        <w:t>dep_hour</w:t>
-      </w:r>
-      <w:proofErr w:type="spellEnd"/>
-      <w:r>
-        <w:t xml:space="preserve">, </w:t>
-      </w:r>
-      <w:proofErr w:type="spellStart"/>
-      <w:r>
-        <w:t>dep_month</w:t>
-      </w:r>
-      <w:proofErr w:type="spellEnd"/>
-      <w:r>
-        <w:t xml:space="preserve">, </w:t>
-      </w:r>
-      <w:proofErr w:type="spellStart"/>
-      <w:r>
-        <w:t>dep_dayofweek</w:t>
-      </w:r>
-      <w:proofErr w:type="spellEnd"/>
-      <w:r>
-        <w:t xml:space="preserve">, and </w:t>
-      </w:r>
-      <w:proofErr w:type="spellStart"/>
-      <w:r>
-        <w:t>is_peak_hour</w:t>
-      </w:r>
-      <w:proofErr w:type="spellEnd"/>
-      <w:r>
-        <w:t>) and excluded the irrelevant columns to reduce noise, avoid errors, and improve prediction performance. This choice matches the operational goal because the model should learn from real factors that influence delay, not from IDs or labels.</w:t>
+        <w:t>To improve analysis quality and build reliable predictive models, I removed irrelevant variables from the modelling dataset. Columns such as shipment_id and other ID fields are only identifiers, and text fields such as hub names and route names do not directly represent operational conditions unless they are encoded. Also, raw timestamp columns are not used directly once the needed time features are created (month, hour, day of week). Therefore, for machine learning I selected only relevant numeric and operational features (congestion indexes, distance, and time-based features like dep_hour, dep_month, dep_dayofweek, and is_peak_hour) and excluded the irrelevant columns to reduce noise, avoid errors, and improve prediction performance. This choice matches the operational goal because the model should learn from real factors that influence delay, not from IDs or labels.</w:t>
       </w:r>
     </w:p>
     <w:p>
@@ -10557,63 +9761,7 @@
     </w:p>
     <w:p>
       <w:r>
-        <w:t>After cleaning, I created derived features to support deeper analysis and better dashboards. I recalculated delay (</w:t>
-      </w:r>
-      <w:proofErr w:type="spellStart"/>
-      <w:r>
-        <w:t>delay_minutes_calc</w:t>
-      </w:r>
-      <w:proofErr w:type="spellEnd"/>
-      <w:r>
-        <w:t xml:space="preserve">) from timestamps to validate delays. I created a </w:t>
-      </w:r>
-      <w:proofErr w:type="spellStart"/>
-      <w:r>
-        <w:t>delivery_status</w:t>
-      </w:r>
-      <w:proofErr w:type="spellEnd"/>
-      <w:r>
-        <w:t xml:space="preserve"> field (On-time / Late) using delay minutes. I also created time features from scheduled departure time such as </w:t>
-      </w:r>
-      <w:proofErr w:type="spellStart"/>
-      <w:r>
-        <w:t>dep_year</w:t>
-      </w:r>
-      <w:proofErr w:type="spellEnd"/>
-      <w:r>
-        <w:t xml:space="preserve">, </w:t>
-      </w:r>
-      <w:proofErr w:type="spellStart"/>
-      <w:r>
-        <w:t>dep_month</w:t>
-      </w:r>
-      <w:proofErr w:type="spellEnd"/>
-      <w:r>
-        <w:t xml:space="preserve">, </w:t>
-      </w:r>
-      <w:proofErr w:type="spellStart"/>
-      <w:r>
-        <w:t>dep_dayofweek</w:t>
-      </w:r>
-      <w:proofErr w:type="spellEnd"/>
-      <w:r>
-        <w:t xml:space="preserve">, and </w:t>
-      </w:r>
-      <w:proofErr w:type="spellStart"/>
-      <w:r>
-        <w:t>dep_hour</w:t>
-      </w:r>
-      <w:proofErr w:type="spellEnd"/>
-      <w:r>
-        <w:t xml:space="preserve">. In addition, I created an </w:t>
-      </w:r>
-      <w:proofErr w:type="spellStart"/>
-      <w:r>
-        <w:t>is_peak_hour</w:t>
-      </w:r>
-      <w:proofErr w:type="spellEnd"/>
-      <w:r>
-        <w:t xml:space="preserve"> flag to represent busy hours (morning and evening peak times). These features help managers understand when delays happen and support time-based decisions.</w:t>
+        <w:t>After cleaning, I created derived features to support deeper analysis and better dashboards. I recalculated delay (delay_minutes_calc) from timestamps to validate delays. I created a delivery_status field (On-time / Late) using delay minutes. I also created time features from scheduled departure time such as dep_year, dep_month, dep_dayofweek, and dep_hour. In addition, I created an is_peak_hour flag to represent busy hours (morning and evening peak times). These features help managers understand when delays happen and support time-based decisions.</w:t>
       </w:r>
     </w:p>
     <w:p>
@@ -10634,15 +9782,7 @@
     </w:p>
     <w:p>
       <w:r>
-        <w:t xml:space="preserve">Automation was done by building a repeatable end-to-end pipeline in the script. Each time </w:t>
-      </w:r>
-      <w:proofErr w:type="spellStart"/>
-      <w:r>
-        <w:t>TransLogix</w:t>
-      </w:r>
-      <w:proofErr w:type="spellEnd"/>
-      <w:r>
-        <w:t xml:space="preserve"> updates the dataset, the same code can be run to automatically load data, clean it, create the derived features, compute summary tables, and export CSV outputs for Power BI. This reduces manual work and ensures consistent results every time. In a real company, the same script could also be scheduled daily/weekly, but for this project the repeatable pipeline already demonstrates automation.</w:t>
+        <w:t>Automation was done by building a repeatable end-to-end pipeline in the script. Each time TransLogix updates the dataset, the same code can be run to automatically load data, clean it, create the derived features, compute summary tables, and export CSV outputs for Power BI. This reduces manual work and ensures consistent results every time. In a real company, the same script could also be scheduled daily/weekly, but for this project the repeatable pipeline already demonstrates automation.</w:t>
       </w:r>
     </w:p>
     <w:p>
@@ -10772,15 +9912,7 @@
         <w:t>Delay by origin hub:</w:t>
       </w:r>
       <w:r>
-        <w:t xml:space="preserve"> grouped by </w:t>
-      </w:r>
-      <w:proofErr w:type="spellStart"/>
-      <w:r>
-        <w:t>origin_hub_name</w:t>
-      </w:r>
-      <w:proofErr w:type="spellEnd"/>
-      <w:r>
-        <w:t xml:space="preserve"> and calculated shipment count, average delay, maximum delay, and average congestion.</w:t>
+        <w:t xml:space="preserve"> grouped by origin_hub_name and calculated shipment count, average delay, maximum delay, and average congestion.</w:t>
       </w:r>
     </w:p>
     <w:p>
@@ -10799,15 +9931,7 @@
         <w:t>Delay by destination hub</w:t>
       </w:r>
       <w:r>
-        <w:t xml:space="preserve">: grouped by </w:t>
-      </w:r>
-      <w:proofErr w:type="spellStart"/>
-      <w:r>
-        <w:t>destination_hub_name</w:t>
-      </w:r>
-      <w:proofErr w:type="spellEnd"/>
-      <w:r>
-        <w:t xml:space="preserve"> with similar metrics.</w:t>
+        <w:t>: grouped by destination_hub_name with similar metrics.</w:t>
       </w:r>
     </w:p>
     <w:p>
@@ -10826,15 +9950,7 @@
         <w:t>Delay by route:</w:t>
       </w:r>
       <w:r>
-        <w:t xml:space="preserve"> grouped by </w:t>
-      </w:r>
-      <w:proofErr w:type="spellStart"/>
-      <w:r>
-        <w:t>route_name</w:t>
-      </w:r>
-      <w:proofErr w:type="spellEnd"/>
-      <w:r>
-        <w:t xml:space="preserve"> and calculated average and max delay.</w:t>
+        <w:t xml:space="preserve"> grouped by route_name and calculated average and max delay.</w:t>
       </w:r>
     </w:p>
     <w:p>
@@ -10872,23 +9988,7 @@
           <w:b/>
           <w:bCs/>
         </w:rPr>
-        <w:t xml:space="preserve">These operations help </w:t>
-      </w:r>
-      <w:proofErr w:type="spellStart"/>
-      <w:r>
-        <w:rPr>
-          <w:b/>
-          <w:bCs/>
-        </w:rPr>
-        <w:t>TransLogix</w:t>
-      </w:r>
-      <w:proofErr w:type="spellEnd"/>
-      <w:r>
-        <w:rPr>
-          <w:b/>
-          <w:bCs/>
-        </w:rPr>
-        <w:t xml:space="preserve"> identify hub congestion problems, repeated delay routes, and time patterns that affect performance</w:t>
+        <w:t>These operations help TransLogix identify hub congestion problems, repeated delay routes, and time patterns that affect performance</w:t>
       </w:r>
       <w:r>
         <w:t>.</w:t>
@@ -10914,15 +10014,7 @@
     </w:p>
     <w:p>
       <w:r>
-        <w:t xml:space="preserve">In this section, I present the main visualizations created using Python (Matplotlib). Each chart shows a clear pattern about shipment delays or hub congestion, and each one links to a practical operational decision for </w:t>
-      </w:r>
-      <w:proofErr w:type="spellStart"/>
-      <w:r>
-        <w:t>TransLogix</w:t>
-      </w:r>
-      <w:proofErr w:type="spellEnd"/>
-      <w:r>
-        <w:t xml:space="preserve"> managers.</w:t>
+        <w:t>In this section, I present the main visualizations created using Python (Matplotlib). Each chart shows a clear pattern about shipment delays or hub congestion, and each one links to a practical operational decision for TransLogix managers.</w:t>
       </w:r>
     </w:p>
     <w:p/>
@@ -10954,15 +10046,7 @@
         <w:t>April</w:t>
       </w:r>
       <w:r>
-        <w:t xml:space="preserve">, where the average delay is the highest, and then it drops again in later months before becoming more stable. This suggests that </w:t>
-      </w:r>
-      <w:proofErr w:type="spellStart"/>
-      <w:r>
-        <w:t>TransLogix</w:t>
-      </w:r>
-      <w:proofErr w:type="spellEnd"/>
-      <w:r>
-        <w:t xml:space="preserve"> may face seasonal or operational pressure during some months (for example higher demand, staffing problems, or congestion). </w:t>
+        <w:t xml:space="preserve">, where the average delay is the highest, and then it drops again in later months before becoming more stable. This suggests that TransLogix may face seasonal or operational pressure during some months (for example higher demand, staffing problems, or congestion). </w:t>
       </w:r>
       <w:r>
         <w:rPr>
@@ -11166,23 +10250,7 @@
     </w:p>
     <w:p>
       <w:r>
-        <w:t xml:space="preserve">The heatmap shows the average delay across the 24 hours of the day. It highlights that delays are higher during peak operating hours, especially in the morning and late afternoon periods (where the heatmap colors are stronger). This matches real logistics </w:t>
-      </w:r>
-      <w:proofErr w:type="spellStart"/>
-      <w:r>
-        <w:t>behaviour</w:t>
-      </w:r>
-      <w:proofErr w:type="spellEnd"/>
-      <w:r>
-        <w:t xml:space="preserve"> because trucks, hubs, and roads are busier at these times. Operational recommendation: </w:t>
-      </w:r>
-      <w:proofErr w:type="spellStart"/>
-      <w:r>
-        <w:t>TransLogix</w:t>
-      </w:r>
-      <w:proofErr w:type="spellEnd"/>
-      <w:r>
-        <w:t xml:space="preserve"> can reduce delays by shifting some departures to off-peak hours, adding staff during peak shifts, and improving hub throughput during busy periods.</w:t>
+        <w:t>The heatmap shows the average delay across the 24 hours of the day. It highlights that delays are higher during peak operating hours, especially in the morning and late afternoon periods (where the heatmap colors are stronger). This matches real logistics behaviour because trucks, hubs, and roads are busier at these times. Operational recommendation: TransLogix can reduce delays by shifting some departures to off-peak hours, adding staff during peak shifts, and improving hub throughput during busy periods.</w:t>
       </w:r>
     </w:p>
     <w:p>
@@ -11385,15 +10453,7 @@
         <w:t xml:space="preserve">5. </w:t>
       </w:r>
       <w:r>
-        <w:t xml:space="preserve">Predictive modelling: 3 models to estimate </w:t>
-      </w:r>
-      <w:proofErr w:type="spellStart"/>
-      <w:r>
-        <w:t>delay_minutes</w:t>
-      </w:r>
-      <w:proofErr w:type="spellEnd"/>
-      <w:r>
-        <w:t xml:space="preserve"> (RMSE + R² comparison)</w:t>
+        <w:t>Predictive modelling: 3 models to estimate delay_minutes (RMSE + R² comparison)</w:t>
       </w:r>
       <w:bookmarkEnd w:id="45"/>
     </w:p>
@@ -11425,23 +10485,7 @@
           <w:b/>
           <w:bCs/>
         </w:rPr>
-        <w:t xml:space="preserve">I built three predictive regression models using Spark ML to estimate </w:t>
-      </w:r>
-      <w:proofErr w:type="spellStart"/>
-      <w:r>
-        <w:rPr>
-          <w:b/>
-          <w:bCs/>
-        </w:rPr>
-        <w:t>delay_minutes</w:t>
-      </w:r>
-      <w:proofErr w:type="spellEnd"/>
-      <w:r>
-        <w:rPr>
-          <w:b/>
-          <w:bCs/>
-        </w:rPr>
-        <w:t>:</w:t>
+        <w:t>I built three predictive regression models using Spark ML to estimate delay_minutes:</w:t>
       </w:r>
     </w:p>
     <w:p>
@@ -11522,19 +10566,9 @@
           <w:numId w:val="27"/>
         </w:numPr>
       </w:pPr>
-      <w:proofErr w:type="spellStart"/>
-      <w:r>
-        <w:t>origin_congestion_idx</w:t>
-      </w:r>
-      <w:proofErr w:type="spellEnd"/>
-      <w:r>
-        <w:t xml:space="preserve">, </w:t>
-      </w:r>
-      <w:proofErr w:type="spellStart"/>
-      <w:r>
-        <w:t>dest_congestion_idx</w:t>
-      </w:r>
-      <w:proofErr w:type="spellEnd"/>
+      <w:r>
+        <w:t>origin_congestion_idx, dest_congestion_idx</w:t>
+      </w:r>
     </w:p>
     <w:p>
       <w:pPr>
@@ -11544,11 +10578,9 @@
           <w:numId w:val="27"/>
         </w:numPr>
       </w:pPr>
-      <w:proofErr w:type="spellStart"/>
       <w:r>
         <w:t>distance_km</w:t>
       </w:r>
-      <w:proofErr w:type="spellEnd"/>
     </w:p>
     <w:p>
       <w:pPr>
@@ -11559,29 +10591,8 @@
         </w:numPr>
       </w:pPr>
       <w:r>
-        <w:t xml:space="preserve">time features: </w:t>
-      </w:r>
-      <w:proofErr w:type="spellStart"/>
-      <w:r>
-        <w:t>dep_hour</w:t>
-      </w:r>
-      <w:proofErr w:type="spellEnd"/>
-      <w:r>
-        <w:t xml:space="preserve">, </w:t>
-      </w:r>
-      <w:proofErr w:type="spellStart"/>
-      <w:r>
-        <w:t>dep_dayofweek</w:t>
-      </w:r>
-      <w:proofErr w:type="spellEnd"/>
-      <w:r>
-        <w:t xml:space="preserve">, </w:t>
-      </w:r>
-      <w:proofErr w:type="spellStart"/>
-      <w:r>
-        <w:t>dep_month</w:t>
-      </w:r>
-      <w:proofErr w:type="spellEnd"/>
+        <w:t>time features: dep_hour, dep_dayofweek, dep_month</w:t>
+      </w:r>
     </w:p>
     <w:p>
       <w:pPr>
@@ -11592,13 +10603,8 @@
         </w:numPr>
       </w:pPr>
       <w:r>
-        <w:t xml:space="preserve">derived feature: </w:t>
-      </w:r>
-      <w:proofErr w:type="spellStart"/>
-      <w:r>
-        <w:t>is_peak_hour</w:t>
-      </w:r>
-      <w:proofErr w:type="spellEnd"/>
+        <w:t>derived feature: is_peak_hour</w:t>
+      </w:r>
     </w:p>
     <w:p>
       <w:r>
@@ -11619,23 +10625,7 @@
           <w:b/>
           <w:bCs/>
         </w:rPr>
-        <w:t>excluded IDs and text fields (</w:t>
-      </w:r>
-      <w:proofErr w:type="spellStart"/>
-      <w:r>
-        <w:rPr>
-          <w:b/>
-          <w:bCs/>
-        </w:rPr>
-        <w:t>shipment_id</w:t>
-      </w:r>
-      <w:proofErr w:type="spellEnd"/>
-      <w:r>
-        <w:rPr>
-          <w:b/>
-          <w:bCs/>
-        </w:rPr>
-        <w:t xml:space="preserve">, hub names, route names) because they do not directly represent operational conditions </w:t>
+        <w:t xml:space="preserve">excluded IDs and text fields (shipment_id, hub names, route names) because they do not directly represent operational conditions </w:t>
       </w:r>
       <w:r>
         <w:t>and would require extra encoding.</w:t>
@@ -11940,15 +10930,7 @@
     </w:p>
     <w:p>
       <w:r>
-        <w:t xml:space="preserve">Based on the analysis and visual patterns, </w:t>
-      </w:r>
-      <w:proofErr w:type="spellStart"/>
-      <w:r>
-        <w:t>TransLogix</w:t>
-      </w:r>
-      <w:proofErr w:type="spellEnd"/>
-      <w:r>
-        <w:t xml:space="preserve"> management should consider:</w:t>
+        <w:t>Based on the analysis and visual patterns, TransLogix management should consider:</w:t>
       </w:r>
     </w:p>
     <w:p>
@@ -12064,15 +11046,7 @@
     </w:p>
     <w:p>
       <w:r>
-        <w:t xml:space="preserve">The cleaning and preparation steps improved data quality, so KPIs and charts are more accurate. </w:t>
-      </w:r>
-      <w:proofErr w:type="spellStart"/>
-      <w:r>
-        <w:t>PySpark</w:t>
-      </w:r>
-      <w:proofErr w:type="spellEnd"/>
-      <w:r>
-        <w:t xml:space="preserve"> was effective for grouping and aggregating large datasets, and it supports scalability for future data growth. Python visualizations were useful for fast exploration and checking patterns, while Power BI was effective for creating a clear dashboard for managers.</w:t>
+        <w:t>The cleaning and preparation steps improved data quality, so KPIs and charts are more accurate. PySpark was effective for grouping and aggregating large datasets, and it supports scalability for future data growth. Python visualizations were useful for fast exploration and checking patterns, while Power BI was effective for creating a clear dashboard for managers.</w:t>
       </w:r>
     </w:p>
     <w:p/>
@@ -12095,15 +11069,7 @@
     </w:p>
     <w:p>
       <w:r>
-        <w:t xml:space="preserve">There are limitations and assumptions in this work. The models can only learn from the features available in the dataset, so factors like accidents, weather, vehicle breakdowns, and driver </w:t>
-      </w:r>
-      <w:proofErr w:type="spellStart"/>
-      <w:r>
-        <w:t>behaviour</w:t>
-      </w:r>
-      <w:proofErr w:type="spellEnd"/>
-      <w:r>
-        <w:t xml:space="preserve"> may not be included. The peak-hour definition is also an assumption and could be improved by using historical evidence to find the real busiest times. The model R² values are not very high, which means delay is influenced by additional factors not captured in the dataset. Future improvements include adding external traffic/weather data, adding more operational variables (hub staffing level, warehouse throughput), and testing more feature engineering or model tuning to improve predictive accuracy.</w:t>
+        <w:t>There are limitations and assumptions in this work. The models can only learn from the features available in the dataset, so factors like accidents, weather, vehicle breakdowns, and driver behaviour may not be included. The peak-hour definition is also an assumption and could be improved by using historical evidence to find the real busiest times. The model R² values are not very high, which means delay is influenced by additional factors not captured in the dataset. Future improvements include adding external traffic/weather data, adding more operational variables (hub staffing level, warehouse throughput), and testing more feature engineering or model tuning to improve predictive accuracy.</w:t>
       </w:r>
     </w:p>
     <w:p/>
@@ -12180,7 +11146,7 @@
           <w:noProof/>
         </w:rPr>
         <w:drawing>
-          <wp:inline distT="0" distB="0" distL="0" distR="0" wp14:anchorId="366A23EF" wp14:editId="0B868CBE">
+          <wp:inline distT="0" distB="0" distL="0" distR="0" wp14:anchorId="366A23EF" wp14:editId="1E35ED68">
             <wp:extent cx="5935980" cy="2270760"/>
             <wp:effectExtent l="0" t="0" r="7620" b="0"/>
             <wp:docPr id="1151482333" name="Picture 1"/>
@@ -12288,63 +11254,7 @@
     </w:p>
     <w:p>
       <w:r>
-        <w:t xml:space="preserve">These screenshots show the start of the practical work pipeline where the </w:t>
-      </w:r>
-      <w:proofErr w:type="spellStart"/>
-      <w:r>
-        <w:t>TransLogix</w:t>
-      </w:r>
-      <w:proofErr w:type="spellEnd"/>
-      <w:r>
-        <w:t xml:space="preserve"> dataset is successfully loaded and prepared for big-data processing using Spark. First, I installed the required libraries and created a </w:t>
-      </w:r>
-      <w:proofErr w:type="spellStart"/>
-      <w:r>
-        <w:t>SparkSession</w:t>
-      </w:r>
-      <w:proofErr w:type="spellEnd"/>
-      <w:r>
-        <w:t xml:space="preserve"> in Google </w:t>
-      </w:r>
-      <w:proofErr w:type="spellStart"/>
-      <w:r>
-        <w:t>Colab</w:t>
-      </w:r>
-      <w:proofErr w:type="spellEnd"/>
-      <w:r>
-        <w:t xml:space="preserve">, which confirms Spark is running and ready to process large datasets. Then, I read the Excel file using Pandas and checked the first rows to confirm the dataset loaded correctly and the columns look correct. After that, I converted the Pandas </w:t>
-      </w:r>
-      <w:proofErr w:type="spellStart"/>
-      <w:r>
-        <w:t>dataframe</w:t>
-      </w:r>
-      <w:proofErr w:type="spellEnd"/>
-      <w:r>
-        <w:t xml:space="preserve"> into a Spark </w:t>
-      </w:r>
-      <w:proofErr w:type="spellStart"/>
-      <w:r>
-        <w:t>DataFrame</w:t>
-      </w:r>
-      <w:proofErr w:type="spellEnd"/>
-      <w:r>
-        <w:t xml:space="preserve"> and used </w:t>
-      </w:r>
-      <w:proofErr w:type="spellStart"/>
-      <w:r>
-        <w:t>printSchema</w:t>
-      </w:r>
-      <w:proofErr w:type="spellEnd"/>
-      <w:r>
-        <w:t xml:space="preserve">() to verify the data types (for example, timestamps for scheduled/actual times and double types for delay and congestion fields). Finally, </w:t>
-      </w:r>
-      <w:proofErr w:type="spellStart"/>
-      <w:r>
-        <w:t>df.show</w:t>
-      </w:r>
-      <w:proofErr w:type="spellEnd"/>
-      <w:r>
-        <w:t>(5) confirms Spark can display the records, meaning the dataset is now ready for cleaning, feature engineering, aggregation, visualization, and predictive modelling.</w:t>
+        <w:t>These screenshots show the start of the practical work pipeline where the TransLogix dataset is successfully loaded and prepared for big-data processing using Spark. First, I installed the required libraries and created a SparkSession in Google Colab, which confirms Spark is running and ready to process large datasets. Then, I read the Excel file using Pandas and checked the first rows to confirm the dataset loaded correctly and the columns look correct. After that, I converted the Pandas dataframe into a Spark DataFrame and used printSchema() to verify the data types (for example, timestamps for scheduled/actual times and double types for delay and congestion fields). Finally, df.show(5) confirms Spark can display the records, meaning the dataset is now ready for cleaning, feature engineering, aggregation, visualization, and predictive modelling.</w:t>
       </w:r>
     </w:p>
     <w:p>
@@ -12409,7 +11319,7 @@
           <w:noProof/>
         </w:rPr>
         <w:drawing>
-          <wp:inline distT="0" distB="0" distL="0" distR="0" wp14:anchorId="4481F77A" wp14:editId="38A776D5">
+          <wp:inline distT="0" distB="0" distL="0" distR="0" wp14:anchorId="4481F77A" wp14:editId="2712FB0D">
             <wp:extent cx="5935980" cy="2148840"/>
             <wp:effectExtent l="0" t="0" r="7620" b="3810"/>
             <wp:docPr id="975648898" name="Picture 6"/>
@@ -12460,31 +11370,7 @@
     </w:p>
     <w:p>
       <w:r>
-        <w:t xml:space="preserve">These screenshots show the main cleaning (preprocessing) stage and the first analytical check used in Activity 3. In the code, I first convert the four time columns into correct timestamp format and make sure </w:t>
-      </w:r>
-      <w:proofErr w:type="spellStart"/>
-      <w:r>
-        <w:t>delay_minutes</w:t>
-      </w:r>
-      <w:proofErr w:type="spellEnd"/>
-      <w:r>
-        <w:t xml:space="preserve"> is stored as a numeric double type so calculations and averages work correctly. Then I remove duplicates using </w:t>
-      </w:r>
-      <w:proofErr w:type="spellStart"/>
-      <w:r>
-        <w:t>shipment_id</w:t>
-      </w:r>
-      <w:proofErr w:type="spellEnd"/>
-      <w:r>
-        <w:t xml:space="preserve"> to avoid counting the same shipment more than once. After that, I apply a cleaning filter to remove rows with missing key fields (shipment ID and the scheduled/actual departure and arrival times), which improves data quality and makes the analysis more reliable. The output confirms the process worked by showing a sample of cleaned rows and printing the row count after cleaning. Finally, I apply an analytical filter for high-delay shipments (&gt; 60 minutes) and display the top delayed shipments ordered by delay minutes. This helps </w:t>
-      </w:r>
-      <w:proofErr w:type="spellStart"/>
-      <w:r>
-        <w:t>TransLogix</w:t>
-      </w:r>
-      <w:proofErr w:type="spellEnd"/>
-      <w:r>
-        <w:t xml:space="preserve"> focus on the most severe delay cases and investigate which hubs/routes are causing the biggest operational problems.</w:t>
+        <w:t>These screenshots show the main cleaning (preprocessing) stage and the first analytical check used in Activity 3. In the code, I first convert the four time columns into correct timestamp format and make sure delay_minutes is stored as a numeric double type so calculations and averages work correctly. Then I remove duplicates using shipment_id to avoid counting the same shipment more than once. After that, I apply a cleaning filter to remove rows with missing key fields (shipment ID and the scheduled/actual departure and arrival times), which improves data quality and makes the analysis more reliable. The output confirms the process worked by showing a sample of cleaned rows and printing the row count after cleaning. Finally, I apply an analytical filter for high-delay shipments (&gt; 60 minutes) and display the top delayed shipments ordered by delay minutes. This helps TransLogix focus on the most severe delay cases and investigate which hubs/routes are causing the biggest operational problems.</w:t>
       </w:r>
     </w:p>
     <w:p>
@@ -12494,7 +11380,7 @@
         </w:rPr>
         <w:lastRenderedPageBreak/>
         <w:drawing>
-          <wp:inline distT="0" distB="0" distL="0" distR="0" wp14:anchorId="0CEB118B" wp14:editId="6772C2C9">
+          <wp:inline distT="0" distB="0" distL="0" distR="0" wp14:anchorId="0CEB118B" wp14:editId="01E41C01">
             <wp:extent cx="4549140" cy="2192709"/>
             <wp:effectExtent l="0" t="0" r="3810" b="0"/>
             <wp:docPr id="1843613814" name="Picture 8"/>
@@ -12886,15 +11772,7 @@
         <w:t>core analysis stage</w:t>
       </w:r>
       <w:r>
-        <w:t xml:space="preserve"> after cleaning, where the dataset is transformed into decision-ready information for </w:t>
-      </w:r>
-      <w:proofErr w:type="spellStart"/>
-      <w:r>
-        <w:t>TransLogix</w:t>
-      </w:r>
-      <w:proofErr w:type="spellEnd"/>
-      <w:r>
-        <w:t xml:space="preserve"> managers. First, I create </w:t>
+        <w:t xml:space="preserve"> after cleaning, where the dataset is transformed into decision-ready information for TransLogix managers. First, I create </w:t>
       </w:r>
       <w:r>
         <w:rPr>
@@ -12904,67 +11782,11 @@
         <w:t>new useful columns (feature engineering)</w:t>
       </w:r>
       <w:r>
-        <w:t xml:space="preserve"> to support analysis: I calculate </w:t>
-      </w:r>
-      <w:proofErr w:type="spellStart"/>
-      <w:r>
-        <w:t>delay_minutes_calc</w:t>
-      </w:r>
-      <w:proofErr w:type="spellEnd"/>
-      <w:r>
-        <w:t xml:space="preserve"> from the scheduled and actual arrival times to validate delays, I create </w:t>
-      </w:r>
-      <w:proofErr w:type="spellStart"/>
-      <w:r>
-        <w:t>delivery_status</w:t>
-      </w:r>
-      <w:proofErr w:type="spellEnd"/>
-      <w:r>
-        <w:t xml:space="preserve"> (On-time/Late), and I extract time features such as </w:t>
-      </w:r>
-      <w:proofErr w:type="spellStart"/>
-      <w:r>
-        <w:t>dep_year</w:t>
-      </w:r>
-      <w:proofErr w:type="spellEnd"/>
-      <w:r>
-        <w:t xml:space="preserve">, </w:t>
-      </w:r>
-      <w:proofErr w:type="spellStart"/>
-      <w:r>
-        <w:t>dep_month</w:t>
-      </w:r>
-      <w:proofErr w:type="spellEnd"/>
-      <w:r>
-        <w:t xml:space="preserve">, </w:t>
-      </w:r>
-      <w:proofErr w:type="spellStart"/>
-      <w:r>
-        <w:t>dep_dayofweek</w:t>
-      </w:r>
-      <w:proofErr w:type="spellEnd"/>
-      <w:r>
-        <w:t xml:space="preserve">, and </w:t>
-      </w:r>
-      <w:proofErr w:type="spellStart"/>
-      <w:r>
-        <w:t>dep_hour</w:t>
-      </w:r>
-      <w:proofErr w:type="spellEnd"/>
-      <w:r>
-        <w:t xml:space="preserve">. I also </w:t>
+        <w:t xml:space="preserve"> to support analysis: I calculate delay_minutes_calc from the scheduled and actual arrival times to validate delays, I create delivery_status (On-time/Late), and I extract time features such as dep_year, dep_month, dep_dayofweek, and dep_hour. I also </w:t>
       </w:r>
       <w:r>
         <w:lastRenderedPageBreak/>
-        <w:t xml:space="preserve">add an </w:t>
-      </w:r>
-      <w:proofErr w:type="spellStart"/>
-      <w:r>
-        <w:t>is_peak_hour</w:t>
-      </w:r>
-      <w:proofErr w:type="spellEnd"/>
-      <w:r>
-        <w:t xml:space="preserve"> flag to identify busy time periods, which helps explain why delays increase during certain hours. After creating these features, I use </w:t>
+        <w:t xml:space="preserve">add an is_peak_hour flag to identify busy time periods, which helps explain why delays increase during certain hours. After creating these features, I use </w:t>
       </w:r>
       <w:r>
         <w:rPr>
@@ -12996,7 +11818,6 @@
       <w:r>
         <w:t xml:space="preserve">. This directly supports operational decision-making by showing which hubs have the worst delays and congestion and should be prioritized for improvements. I also group by </w:t>
       </w:r>
-      <w:proofErr w:type="spellStart"/>
       <w:r>
         <w:rPr>
           <w:b/>
@@ -13004,7 +11825,6 @@
         </w:rPr>
         <w:t>route_name</w:t>
       </w:r>
-      <w:proofErr w:type="spellEnd"/>
       <w:r>
         <w:t xml:space="preserve"> to identify route inefficiencies, where some routes have consistently higher average and maximum delays than others. Finally, I export the cleaned dataset and the summary tables (clean shipments, origin hub summary, destination hub summary, route summary) into CSV files. This step supports dashboard building in Power BI because managers can refresh visuals easily using these prepared files instead of working with raw data each time.</w:t>
       </w:r>
@@ -13015,7 +11835,7 @@
           <w:noProof/>
         </w:rPr>
         <w:drawing>
-          <wp:inline distT="0" distB="0" distL="0" distR="0" wp14:anchorId="2229E464" wp14:editId="0ADD50D5">
+          <wp:inline distT="0" distB="0" distL="0" distR="0" wp14:anchorId="2229E464" wp14:editId="626CC590">
             <wp:extent cx="4587240" cy="2608662"/>
             <wp:effectExtent l="0" t="0" r="3810" b="1270"/>
             <wp:docPr id="999471936" name="Picture 15"/>
@@ -13128,23 +11948,7 @@
           <w:b/>
           <w:bCs/>
         </w:rPr>
-        <w:t xml:space="preserve">machine learning (predicting </w:t>
-      </w:r>
-      <w:proofErr w:type="spellStart"/>
-      <w:r>
-        <w:rPr>
-          <w:b/>
-          <w:bCs/>
-        </w:rPr>
-        <w:t>delay_minutes</w:t>
-      </w:r>
-      <w:proofErr w:type="spellEnd"/>
-      <w:r>
-        <w:rPr>
-          <w:b/>
-          <w:bCs/>
-        </w:rPr>
-        <w:t>)</w:t>
+        <w:t>machine learning (predicting delay_minutes)</w:t>
       </w:r>
       <w:r>
         <w:t xml:space="preserve"> using Spark ML. First, I apply an analytical filter to identify </w:t>
@@ -13167,96 +11971,11 @@
         <w:t>feature selection</w:t>
       </w:r>
       <w:r>
-        <w:t xml:space="preserve"> by choosing only the operational numeric features that can explain delays, such as </w:t>
-      </w:r>
-      <w:proofErr w:type="spellStart"/>
-      <w:r>
-        <w:t>origin_congestion_idx</w:t>
-      </w:r>
-      <w:proofErr w:type="spellEnd"/>
-      <w:r>
-        <w:t xml:space="preserve">, </w:t>
-      </w:r>
-      <w:proofErr w:type="spellStart"/>
-      <w:r>
-        <w:t>dest_congestion_idx</w:t>
-      </w:r>
-      <w:proofErr w:type="spellEnd"/>
-      <w:r>
-        <w:t xml:space="preserve">, </w:t>
-      </w:r>
-      <w:proofErr w:type="spellStart"/>
-      <w:r>
-        <w:t>distance_km</w:t>
-      </w:r>
-      <w:proofErr w:type="spellEnd"/>
-      <w:r>
-        <w:t>, and time-based features (</w:t>
-      </w:r>
-      <w:proofErr w:type="spellStart"/>
-      <w:r>
-        <w:t>dep_hour</w:t>
-      </w:r>
-      <w:proofErr w:type="spellEnd"/>
-      <w:r>
-        <w:t xml:space="preserve">, </w:t>
-      </w:r>
-      <w:proofErr w:type="spellStart"/>
-      <w:r>
-        <w:t>dep_dayofweek</w:t>
-      </w:r>
-      <w:proofErr w:type="spellEnd"/>
-      <w:r>
-        <w:t xml:space="preserve">, </w:t>
-      </w:r>
-      <w:proofErr w:type="spellStart"/>
-      <w:r>
-        <w:t>dep_month</w:t>
-      </w:r>
-      <w:proofErr w:type="spellEnd"/>
-      <w:r>
-        <w:t xml:space="preserve">) plus the derived </w:t>
-      </w:r>
-      <w:proofErr w:type="spellStart"/>
-      <w:r>
-        <w:t>is_peak_hour</w:t>
-      </w:r>
-      <w:proofErr w:type="spellEnd"/>
-      <w:r>
-        <w:t xml:space="preserve"> flag. After selecting these features, I create the ML </w:t>
-      </w:r>
-      <w:proofErr w:type="spellStart"/>
-      <w:r>
-        <w:t>dataframe</w:t>
-      </w:r>
-      <w:proofErr w:type="spellEnd"/>
-      <w:r>
-        <w:t xml:space="preserve"> by keeping only </w:t>
-      </w:r>
-      <w:proofErr w:type="spellStart"/>
-      <w:r>
-        <w:t>delay_minutes</w:t>
-      </w:r>
-      <w:proofErr w:type="spellEnd"/>
-      <w:r>
-        <w:t xml:space="preserve"> and the selected feature columns, and I remove missing values using </w:t>
-      </w:r>
-      <w:proofErr w:type="spellStart"/>
+        <w:t xml:space="preserve"> by choosing only the operational numeric features that can explain delays, such as origin_congestion_idx, dest_congestion_idx, distance_km, and time-based features (dep_hour, dep_dayofweek, dep_month) plus the derived is_peak_hour flag. After selecting these features, I create the ML dataframe by keeping only delay_minutes and the selected feature columns, and I remove missing values using </w:t>
+      </w:r>
       <w:r>
         <w:lastRenderedPageBreak/>
-        <w:t>dropna</w:t>
-      </w:r>
-      <w:proofErr w:type="spellEnd"/>
-      <w:r>
-        <w:t xml:space="preserve">() to avoid errors during training. Finally, I split the data into training and testing sets (80/20) and use </w:t>
-      </w:r>
-      <w:proofErr w:type="spellStart"/>
-      <w:r>
-        <w:t>VectorAssembler</w:t>
-      </w:r>
-      <w:proofErr w:type="spellEnd"/>
-      <w:r>
-        <w:t xml:space="preserve"> to combine the selected columns into a single features vector. This makes the dataset ready to train and compare the three predictive models in the next step.</w:t>
+        <w:t>dropna() to avoid errors during training. Finally, I split the data into training and testing sets (80/20) and use VectorAssembler to combine the selected columns into a single features vector. This makes the dataset ready to train and compare the three predictive models in the next step.</w:t>
       </w:r>
     </w:p>
     <w:p>
@@ -13430,7 +12149,7 @@
           <w:noProof/>
         </w:rPr>
         <w:drawing>
-          <wp:inline distT="0" distB="0" distL="0" distR="0" wp14:anchorId="1E3880B9" wp14:editId="73DD4642">
+          <wp:inline distT="0" distB="0" distL="0" distR="0" wp14:anchorId="1E3880B9" wp14:editId="20D33A35">
             <wp:extent cx="4663440" cy="2385529"/>
             <wp:effectExtent l="0" t="0" r="3810" b="0"/>
             <wp:docPr id="1178079771" name="Picture 20"/>
@@ -13486,7 +12205,7 @@
         </w:rPr>
         <w:lastRenderedPageBreak/>
         <w:drawing>
-          <wp:inline distT="0" distB="0" distL="0" distR="0" wp14:anchorId="0BCCFFBC" wp14:editId="3BE5A44F">
+          <wp:inline distT="0" distB="0" distL="0" distR="0" wp14:anchorId="0BCCFFBC" wp14:editId="4C137097">
             <wp:extent cx="3459480" cy="1374922"/>
             <wp:effectExtent l="0" t="0" r="7620" b="0"/>
             <wp:docPr id="409734647" name="Picture 21"/>
@@ -13557,15 +12276,7 @@
         <w:t>three regression models</w:t>
       </w:r>
       <w:r>
-        <w:t xml:space="preserve"> to estimate </w:t>
-      </w:r>
-      <w:proofErr w:type="spellStart"/>
-      <w:r>
-        <w:t>delay_minutes</w:t>
-      </w:r>
-      <w:proofErr w:type="spellEnd"/>
-      <w:r>
-        <w:t xml:space="preserve"> using Spark ML. First, I trained a </w:t>
+        <w:t xml:space="preserve"> to estimate delay_minutes using Spark ML. First, I trained a </w:t>
       </w:r>
       <w:r>
         <w:rPr>
@@ -13595,15 +12306,7 @@
         <w:t>Gradient-Boosted Trees (GBT) Regressor</w:t>
       </w:r>
       <w:r>
-        <w:t xml:space="preserve"> to improve accuracy by combining many small decision trees. Each model was trained using the same pipeline structure (</w:t>
-      </w:r>
-      <w:proofErr w:type="spellStart"/>
-      <w:r>
-        <w:t>VectorAssembler</w:t>
-      </w:r>
-      <w:proofErr w:type="spellEnd"/>
-      <w:r>
-        <w:t xml:space="preserve"> + model) and then used to predict delays on the test dataset. After training, I evaluated all models using two required metrics: </w:t>
+        <w:t xml:space="preserve"> to improve accuracy by combining many small decision trees. Each model was trained using the same pipeline structure (VectorAssembler + model) and then used to predict delays on the test dataset. After training, I evaluated all models using two required metrics: </w:t>
       </w:r>
       <w:r>
         <w:rPr>
@@ -13653,15 +12356,7 @@
         <w:t>highest R² (≈ 0.23)</w:t>
       </w:r>
       <w:r>
-        <w:t xml:space="preserve">, so it is the most suitable choice for </w:t>
-      </w:r>
-      <w:proofErr w:type="spellStart"/>
-      <w:r>
-        <w:t>TransLogix</w:t>
-      </w:r>
-      <w:proofErr w:type="spellEnd"/>
-      <w:r>
-        <w:t xml:space="preserve"> because it predicts delays more accurately and can better handle complex delay factors like congestion and peak hours.</w:t>
+        <w:t>, so it is the most suitable choice for TransLogix because it predicts delays more accurately and can better handle complex delay factors like congestion and peak hours.</w:t>
       </w:r>
     </w:p>
     <w:p/>
@@ -13721,23 +12416,7 @@
         <w:t>final Power BI dashboard</w:t>
       </w:r>
       <w:r>
-        <w:t xml:space="preserve"> built from the cleaned </w:t>
-      </w:r>
-      <w:proofErr w:type="spellStart"/>
-      <w:r>
-        <w:t>TransLogix</w:t>
-      </w:r>
-      <w:proofErr w:type="spellEnd"/>
-      <w:r>
-        <w:t xml:space="preserve"> data and the summary tables created in Python/</w:t>
-      </w:r>
-      <w:proofErr w:type="spellStart"/>
-      <w:r>
-        <w:t>PySpark</w:t>
-      </w:r>
-      <w:proofErr w:type="spellEnd"/>
-      <w:r>
-        <w:t xml:space="preserve">. The dashboard focuses on shipment delay performance and hub congestion, and it is designed for managers to make quick operational decisions. At the top, I added </w:t>
+        <w:t xml:space="preserve"> built from the cleaned TransLogix data and the summary tables created in Python/PySpark. The dashboard focuses on shipment delay performance and hub congestion, and it is designed for managers to make quick operational decisions. At the top, I added </w:t>
       </w:r>
       <w:r>
         <w:rPr>
@@ -13794,17 +12473,8 @@
           <w:b/>
           <w:bCs/>
         </w:rPr>
-        <w:t xml:space="preserve">Avg Delay by </w:t>
-      </w:r>
-      <w:proofErr w:type="spellStart"/>
-      <w:r>
-        <w:rPr>
-          <w:b/>
-          <w:bCs/>
-        </w:rPr>
-        <w:t>route_name</w:t>
-      </w:r>
-      <w:proofErr w:type="spellEnd"/>
+        <w:t>Avg Delay by route_name</w:t>
+      </w:r>
       <w:r>
         <w:t xml:space="preserve"> and </w:t>
       </w:r>
@@ -13813,17 +12483,8 @@
           <w:b/>
           <w:bCs/>
         </w:rPr>
-        <w:t xml:space="preserve">Avg Delay by </w:t>
-      </w:r>
-      <w:proofErr w:type="spellStart"/>
-      <w:r>
-        <w:rPr>
-          <w:b/>
-          <w:bCs/>
-        </w:rPr>
-        <w:t>origin_hub_name</w:t>
-      </w:r>
-      <w:proofErr w:type="spellEnd"/>
+        <w:t>Avg Delay by origin_hub_name</w:t>
+      </w:r>
       <w:r>
         <w:t xml:space="preserve"> to highlight which routes and hubs are causing the biggest delays, which supports actions like improving workflows or adding resources in the worst locations. I also added a </w:t>
       </w:r>
@@ -13835,15 +12496,7 @@
         <w:t>time trend line chart</w:t>
       </w:r>
       <w:r>
-        <w:t xml:space="preserve"> (Avg Delay by Year/Quarter/Month) to show how delays change over time and help managers identify peak periods. To </w:t>
-      </w:r>
-      <w:proofErr w:type="spellStart"/>
-      <w:r>
-        <w:t>analyse</w:t>
-      </w:r>
-      <w:proofErr w:type="spellEnd"/>
-      <w:r>
-        <w:t xml:space="preserve"> the link between congestion and delay, I used a </w:t>
+        <w:t xml:space="preserve"> (Avg Delay by Year/Quarter/Month) to show how delays change over time and help managers identify peak periods. To analyse the link between congestion and delay, I used a </w:t>
       </w:r>
       <w:r>
         <w:rPr>
@@ -13860,33 +12513,8 @@
           <w:b/>
           <w:bCs/>
         </w:rPr>
-        <w:t xml:space="preserve">average </w:t>
-      </w:r>
-      <w:proofErr w:type="spellStart"/>
-      <w:r>
-        <w:rPr>
-          <w:b/>
-          <w:bCs/>
-        </w:rPr>
-        <w:t>origin_congestion_idx</w:t>
-      </w:r>
-      <w:proofErr w:type="spellEnd"/>
-      <w:r>
-        <w:rPr>
-          <w:b/>
-          <w:bCs/>
-        </w:rPr>
-        <w:t xml:space="preserve"> vs average </w:t>
-      </w:r>
-      <w:proofErr w:type="spellStart"/>
-      <w:r>
-        <w:rPr>
-          <w:b/>
-          <w:bCs/>
-        </w:rPr>
-        <w:t>delay_minutes</w:t>
-      </w:r>
-      <w:proofErr w:type="spellEnd"/>
+        <w:t>average origin_congestion_idx vs average delay_minutes</w:t>
+      </w:r>
       <w:r>
         <w:t xml:space="preserve">, with bubble size based on shipment volume, so hubs with high congestion and high delay are easy to spot. I added a </w:t>
       </w:r>
@@ -13898,15 +12526,7 @@
         <w:t>hub slicer</w:t>
       </w:r>
       <w:r>
-        <w:t xml:space="preserve"> (</w:t>
-      </w:r>
-      <w:proofErr w:type="spellStart"/>
-      <w:r>
-        <w:t>origin_hub_name</w:t>
-      </w:r>
-      <w:proofErr w:type="spellEnd"/>
-      <w:r>
-        <w:t xml:space="preserve">) so users can filter the whole dashboard and compare hubs interactively, and I included a </w:t>
+        <w:t xml:space="preserve"> (origin_hub_name) so users can filter the whole dashboard and compare hubs interactively, and I included a </w:t>
       </w:r>
       <w:r>
         <w:rPr>
@@ -13926,15 +12546,7 @@
         <w:t>map visual</w:t>
       </w:r>
       <w:r>
-        <w:t xml:space="preserve"> using hub latitude/longitude to show hub locations, which supports location-based understanding of where congestion and delays are happening. Overall, this dashboard turns the prepared data into clear visuals and KPIs that help </w:t>
-      </w:r>
-      <w:proofErr w:type="spellStart"/>
-      <w:r>
-        <w:t>TransLogix</w:t>
-      </w:r>
-      <w:proofErr w:type="spellEnd"/>
-      <w:r>
-        <w:t xml:space="preserve"> managers decide where to focus (worst hubs/routes), when to act (time trends), and why delays happen (congestion relationship)</w:t>
+        <w:t xml:space="preserve"> using hub latitude/longitude to show hub locations, which supports location-based understanding of where congestion and delays are happening. Overall, this dashboard turns the prepared data into clear visuals and KPIs that help TransLogix managers decide where to focus (worst hubs/routes), when to act (time trends), and why delays happen (congestion relationship)</w:t>
       </w:r>
       <w:r>
         <w:t>.</w:t>
@@ -13967,21 +12579,8 @@
       <w:bookmarkEnd w:id="56"/>
     </w:p>
     <w:p>
-      <w:proofErr w:type="spellStart"/>
-      <w:r>
-        <w:t>TransLogix</w:t>
-      </w:r>
-      <w:proofErr w:type="spellEnd"/>
-      <w:r>
-        <w:t xml:space="preserve"> is a logistics and supply-chain company that uses big data from GPS, telematics, warehouse scanners, and fleet systems. Because the data is large and fast, </w:t>
-      </w:r>
-      <w:proofErr w:type="spellStart"/>
-      <w:r>
-        <w:t>TransLogix</w:t>
-      </w:r>
-      <w:proofErr w:type="spellEnd"/>
-      <w:r>
-        <w:t xml:space="preserve"> needs different data professionals to manage it, analyze it, and use it safely. This report explains the main roles and day-to-day responsibilities of data specialists, the key issues they face, the strategies used to ensure legal and ethical compliance, and how these issues affect people working in a data-driven culture.</w:t>
+      <w:r>
+        <w:t>TransLogix is a logistics and supply-chain company that uses big data from GPS, telematics, warehouse scanners, and fleet systems. Because the data is large and fast, TransLogix needs different data professionals to manage it, analyze it, and use it safely. This report explains the main roles and day-to-day responsibilities of data specialists, the key issues they face, the strategies used to ensure legal and ethical compliance, and how these issues affect people working in a data-driven culture.</w:t>
       </w:r>
     </w:p>
     <w:p>
@@ -14009,15 +12608,7 @@
     </w:p>
     <w:p>
       <w:r>
-        <w:t xml:space="preserve">A Data Engineer builds and maintains the data pipelines that move data from trucks and hubs into storage systems. At </w:t>
-      </w:r>
-      <w:proofErr w:type="spellStart"/>
-      <w:r>
-        <w:t>TransLogix</w:t>
-      </w:r>
-      <w:proofErr w:type="spellEnd"/>
-      <w:r>
-        <w:t xml:space="preserve">, this includes collecting GPS data, hub scan data, and shipment records, then cleaning, validating, and storing it in a usable format. Their daily work </w:t>
+        <w:t xml:space="preserve">A Data Engineer builds and maintains the data pipelines that move data from trucks and hubs into storage systems. At TransLogix, this includes collecting GPS data, hub scan data, and shipment records, then cleaning, validating, and storing it in a usable format. Their daily work </w:t>
       </w:r>
       <w:r>
         <w:lastRenderedPageBreak/>
@@ -14037,15 +12628,7 @@
     </w:p>
     <w:p>
       <w:r>
-        <w:t xml:space="preserve">A Data Analyst (or BI Analyst) focuses on reporting and dashboards. At </w:t>
-      </w:r>
-      <w:proofErr w:type="spellStart"/>
-      <w:r>
-        <w:t>TransLogix</w:t>
-      </w:r>
-      <w:proofErr w:type="spellEnd"/>
-      <w:r>
-        <w:t>, this role creates Power BI dashboards to show average delay, late shipments, and top delayed hubs/routes. The analyst also supports managers by answering questions like “Which hub is worst this week?” and “Is performance improving?” Their day-to-day work includes preparing datasets for reports, creating measures (KPIs), building visuals, and explaining results to non-technical users. Key issues include misinterpretation of charts, wrong KPI definitions (e.g., on-time % calculated incorrectly), and data refresh problems. If the dashboard is not designed well, managers may make wrong decisions.</w:t>
+        <w:t>A Data Analyst (or BI Analyst) focuses on reporting and dashboards. At TransLogix, this role creates Power BI dashboards to show average delay, late shipments, and top delayed hubs/routes. The analyst also supports managers by answering questions like “Which hub is worst this week?” and “Is performance improving?” Their day-to-day work includes preparing datasets for reports, creating measures (KPIs), building visuals, and explaining results to non-technical users. Key issues include misinterpretation of charts, wrong KPI definitions (e.g., on-time % calculated incorrectly), and data refresh problems. If the dashboard is not designed well, managers may make wrong decisions.</w:t>
       </w:r>
     </w:p>
     <w:p>
@@ -14060,15 +12643,7 @@
     </w:p>
     <w:p>
       <w:r>
-        <w:t xml:space="preserve">A Data Scientist builds predictive models and advanced analytics. At </w:t>
-      </w:r>
-      <w:proofErr w:type="spellStart"/>
-      <w:r>
-        <w:t>TransLogix</w:t>
-      </w:r>
-      <w:proofErr w:type="spellEnd"/>
-      <w:r>
-        <w:t>, this includes predicting delay minutes, detecting risky routes, and creating models that support proactive decisions (like rerouting). Their daily work includes feature engineering, model training, evaluation (RMSE, R²), and monitoring model performance over time. Key issues include bias, low-quality data (veracity), and model explainability. If the model is inaccurate or not trusted, managers may ignore it. Also, delays can be affected by factors not in the dataset (accidents, weather), which limits model performance.</w:t>
+        <w:t>A Data Scientist builds predictive models and advanced analytics. At TransLogix, this includes predicting delay minutes, detecting risky routes, and creating models that support proactive decisions (like rerouting). Their daily work includes feature engineering, model training, evaluation (RMSE, R²), and monitoring model performance over time. Key issues include bias, low-quality data (veracity), and model explainability. If the model is inaccurate or not trusted, managers may ignore it. Also, delays can be affected by factors not in the dataset (accidents, weather), which limits model performance.</w:t>
       </w:r>
     </w:p>
     <w:p>
@@ -14083,15 +12658,7 @@
     </w:p>
     <w:p>
       <w:r>
-        <w:t xml:space="preserve">A data governance specialist ensures the company uses data legally and ethically and follows company rules. At </w:t>
-      </w:r>
-      <w:proofErr w:type="spellStart"/>
-      <w:r>
-        <w:t>TransLogix</w:t>
-      </w:r>
-      <w:proofErr w:type="spellEnd"/>
-      <w:r>
-        <w:t>, this includes ensuring correct handling of driver data, customer shipment data, and GPS tracking records. Their daily work includes setting policies (who can access data), ensuring security controls, ensuring retention rules, and checking compliance. Key issues include privacy risks, misuse of sensitive data, weak access control, and unclear ownership of datasets.</w:t>
+        <w:t>A data governance specialist ensures the company uses data legally and ethically and follows company rules. At TransLogix, this includes ensuring correct handling of driver data, customer shipment data, and GPS tracking records. Their daily work includes setting policies (who can access data), ensuring security controls, ensuring retention rules, and checking compliance. Key issues include privacy risks, misuse of sensitive data, weak access control, and unclear ownership of datasets.</w:t>
       </w:r>
     </w:p>
     <w:p>
@@ -14106,15 +12673,7 @@
     </w:p>
     <w:p>
       <w:r>
-        <w:t xml:space="preserve">This role supports the infrastructure such as cloud storage, Spark clusters, and deployment systems. At </w:t>
-      </w:r>
-      <w:proofErr w:type="spellStart"/>
-      <w:r>
-        <w:t>TransLogix</w:t>
-      </w:r>
-      <w:proofErr w:type="spellEnd"/>
-      <w:r>
-        <w:t xml:space="preserve">, they manage performance, scaling, and reliability of the analytics platform. Daily work includes monitoring system health, controlling costs, ensuring uptime, and </w:t>
+        <w:t xml:space="preserve">This role supports the infrastructure such as cloud storage, Spark clusters, and deployment systems. At TransLogix, they manage performance, scaling, and reliability of the analytics platform. Daily work includes monitoring system health, controlling costs, ensuring uptime, and </w:t>
       </w:r>
       <w:r>
         <w:lastRenderedPageBreak/>
@@ -14142,13 +12701,8 @@
       <w:bookmarkEnd w:id="64"/>
     </w:p>
     <w:p>
-      <w:proofErr w:type="spellStart"/>
-      <w:r>
-        <w:t>TransLogix</w:t>
-      </w:r>
-      <w:proofErr w:type="spellEnd"/>
-      <w:r>
-        <w:t xml:space="preserve"> must protect sensitive information such as driver location data and customer shipment information. A main strategy is data minimization, meaning only collecting and using the data needed for business goals. Another strategy is anonymization/pseudonymization where possible, such as using driver IDs instead of names in analytics datasets. This reduces privacy risk while still allowing analysis.</w:t>
+      <w:r>
+        <w:t>TransLogix must protect sensitive information such as driver location data and customer shipment information. A main strategy is data minimization, meaning only collecting and using the data needed for business goals. Another strategy is anonymization/pseudonymization where possible, such as using driver IDs instead of names in analytics datasets. This reduces privacy risk while still allowing analysis.</w:t>
       </w:r>
     </w:p>
     <w:p>
@@ -14192,13 +12746,8 @@
       <w:bookmarkEnd w:id="67"/>
     </w:p>
     <w:p>
-      <w:proofErr w:type="spellStart"/>
-      <w:r>
-        <w:t>TransLogix</w:t>
-      </w:r>
-      <w:proofErr w:type="spellEnd"/>
-      <w:r>
-        <w:t xml:space="preserve"> should use guidelines that prevent unfair decisions. For example, if data from one hub is incomplete, the system should not automatically blame that hub. A strategy is to use fairness checks, review results with domain experts, and explain model outcomes clearly so decisions are not based on misunderstanding.</w:t>
+      <w:r>
+        <w:t>TransLogix should use guidelines that prevent unfair decisions. For example, if data from one hub is incomplete, the system should not automatically blame that hub. A strategy is to use fairness checks, review results with domain experts, and explain model outcomes clearly so decisions are not based on misunderstanding.</w:t>
       </w:r>
     </w:p>
     <w:p>
@@ -14212,13 +12761,8 @@
       <w:bookmarkEnd w:id="68"/>
     </w:p>
     <w:p>
-      <w:proofErr w:type="spellStart"/>
-      <w:r>
-        <w:t>TransLogix</w:t>
-      </w:r>
-      <w:proofErr w:type="spellEnd"/>
-      <w:r>
-        <w:t xml:space="preserve"> should set policies about how long data is kept and document data sources, transformations, and definitions (data dictionary). Audit trails (logs) help track who accessed data and when, which supports accountability.</w:t>
+      <w:r>
+        <w:t>TransLogix should set policies about how long data is kept and document data sources, transformations, and definitions (data dictionary). Audit trails (logs) help track who accessed data and when, which supports accountability.</w:t>
       </w:r>
     </w:p>
     <w:p>
@@ -14233,15 +12777,7 @@
     </w:p>
     <w:p>
       <w:r>
-        <w:t xml:space="preserve">These strategies are effective only if they are applied consistently. In practice, problems happen when departments store data differently, when access rules are not updated, or when staff do not follow procedures. </w:t>
-      </w:r>
-      <w:proofErr w:type="spellStart"/>
-      <w:r>
-        <w:t>TransLogix</w:t>
-      </w:r>
-      <w:proofErr w:type="spellEnd"/>
-      <w:r>
-        <w:t xml:space="preserve"> should improve by running regular compliance checks, </w:t>
+        <w:t xml:space="preserve">These strategies are effective only if they are applied consistently. In practice, problems happen when departments store data differently, when access rules are not updated, or when staff do not follow procedures. TransLogix should improve by running regular compliance checks, </w:t>
       </w:r>
       <w:r>
         <w:lastRenderedPageBreak/>
@@ -14285,15 +12821,7 @@
     </w:p>
     <w:p>
       <w:r>
-        <w:t xml:space="preserve">GPS and driver data is sensitive. If privacy controls are weak, </w:t>
-      </w:r>
-      <w:proofErr w:type="spellStart"/>
-      <w:r>
-        <w:t>TransLogix</w:t>
-      </w:r>
-      <w:proofErr w:type="spellEnd"/>
-      <w:r>
-        <w:t xml:space="preserve"> may face legal and reputational risks. This increases pressure on compliance staff and data engineers to secure systems. Strength: RBAC and encryption reduce risk. Weakness: systems can still be misused if training is poor. Alternative action: stronger monitoring, audits, and privacy-by-design (build privacy into systems from the start). The issue is significant because data-driven culture depends on trust and responsibility.</w:t>
+        <w:t>GPS and driver data is sensitive. If privacy controls are weak, TransLogix may face legal and reputational risks. This increases pressure on compliance staff and data engineers to secure systems. Strength: RBAC and encryption reduce risk. Weakness: systems can still be misused if training is poor. Alternative action: stronger monitoring, audits, and privacy-by-design (build privacy into systems from the start). The issue is significant because data-driven culture depends on trust and responsibility.</w:t>
       </w:r>
     </w:p>
     <w:p>
@@ -14323,15 +12851,7 @@
     </w:p>
     <w:p>
       <w:r>
-        <w:t xml:space="preserve">Big data tools (Spark, pipelines, ML models) require strong technical skills. If there is a skills gap, </w:t>
-      </w:r>
-      <w:proofErr w:type="spellStart"/>
-      <w:r>
-        <w:t>TransLogix</w:t>
-      </w:r>
-      <w:proofErr w:type="spellEnd"/>
-      <w:r>
-        <w:t xml:space="preserve"> may rely on a few experts, which is risky. Strength: training and documentation can improve capability. Weakness: hiring and upskilling takes time. Alternative action: use managed tools, simplify dashboards, and create standard reusable pipelines. This issue is significant because without the right skills, the organization cannot fully benefit from a data-driven strategy.</w:t>
+        <w:t>Big data tools (Spark, pipelines, ML models) require strong technical skills. If there is a skills gap, TransLogix may rely on a few experts, which is risky. Strength: training and documentation can improve capability. Weakness: hiring and upskilling takes time. Alternative action: use managed tools, simplify dashboards, and create standard reusable pipelines. This issue is significant because without the right skills, the organization cannot fully benefit from a data-driven strategy.</w:t>
       </w:r>
     </w:p>
     <w:p>
@@ -14341,37 +12861,13 @@
       <w:bookmarkStart w:id="75" w:name="_Toc220182024"/>
       <w:r>
         <w:lastRenderedPageBreak/>
-        <w:t xml:space="preserve">Reasoned judgement (overall importance for </w:t>
-      </w:r>
-      <w:proofErr w:type="spellStart"/>
-      <w:r>
-        <w:t>TransLogix</w:t>
-      </w:r>
-      <w:proofErr w:type="spellEnd"/>
-      <w:r>
-        <w:t>)</w:t>
+        <w:t>Reasoned judgement (overall importance for TransLogix)</w:t>
       </w:r>
       <w:bookmarkEnd w:id="75"/>
     </w:p>
     <w:p>
       <w:r>
-        <w:t xml:space="preserve">The biggest issues for </w:t>
-      </w:r>
-      <w:proofErr w:type="spellStart"/>
-      <w:r>
-        <w:t>TransLogix</w:t>
-      </w:r>
-      <w:proofErr w:type="spellEnd"/>
-      <w:r>
-        <w:t xml:space="preserve"> are data quality, privacy/security, and bias risk, because they directly affect trust in analytics and the ability to make correct decisions. If these issues are not managed, a data-driven culture can become harmful (wrong decisions, unfair blame, low trust). If </w:t>
-      </w:r>
-      <w:proofErr w:type="spellStart"/>
-      <w:r>
-        <w:t>TransLogix</w:t>
-      </w:r>
-      <w:proofErr w:type="spellEnd"/>
-      <w:r>
-        <w:t xml:space="preserve"> invests in strong governance, standardization, and training, the company can build a healthy data-driven culture where data specialists support real improvements in delays and congestion.</w:t>
+        <w:t>The biggest issues for TransLogix are data quality, privacy/security, and bias risk, because they directly affect trust in analytics and the ability to make correct decisions. If these issues are not managed, a data-driven culture can become harmful (wrong decisions, unfair blame, low trust). If TransLogix invests in strong governance, standardization, and training, the company can build a healthy data-driven culture where data specialists support real improvements in delays and congestion.</w:t>
       </w:r>
     </w:p>
     <w:p>
@@ -14385,21 +12881,8 @@
       <w:bookmarkEnd w:id="76"/>
     </w:p>
     <w:p>
-      <w:proofErr w:type="spellStart"/>
-      <w:r>
-        <w:t>TransLogix</w:t>
-      </w:r>
-      <w:proofErr w:type="spellEnd"/>
-      <w:r>
-        <w:t xml:space="preserve"> needs several data professional roles (data engineers, analysts, data scientists, compliance officers, and platform engineers) to manage big data and support decisions. These professionals face issues like data quality, privacy risk, bias, and technical complexity. Compliance strategies such as RBAC, data quality rules, ethical guidelines, documentation, and audits help reduce risk and improve trust. Overall, managing these challenges is critical for </w:t>
-      </w:r>
-      <w:proofErr w:type="spellStart"/>
-      <w:r>
-        <w:t>TransLogix</w:t>
-      </w:r>
-      <w:proofErr w:type="spellEnd"/>
-      <w:r>
-        <w:t xml:space="preserve"> to succeed in a data-driven culture and to improve logistics performance safely and fairly.</w:t>
+      <w:r>
+        <w:t>TransLogix needs several data professional roles (data engineers, analysts, data scientists, compliance officers, and platform engineers) to manage big data and support decisions. These professionals face issues like data quality, privacy risk, bias, and technical complexity. Compliance strategies such as RBAC, data quality rules, ethical guidelines, documentation, and audits help reduce risk and improve trust. Overall, managing these challenges is critical for TransLogix to succeed in a data-driven culture and to improve logistics performance safely and fairly.</w:t>
       </w:r>
     </w:p>
     <w:p>
@@ -14454,21 +12937,12 @@
           <w:numId w:val="31"/>
         </w:numPr>
       </w:pPr>
-      <w:proofErr w:type="spellStart"/>
-      <w:r>
-        <w:rPr>
-          <w:b/>
-          <w:bCs/>
-        </w:rPr>
-        <w:t>PySpark</w:t>
-      </w:r>
-      <w:proofErr w:type="spellEnd"/>
-      <w:r>
-        <w:rPr>
-          <w:b/>
-          <w:bCs/>
-        </w:rPr>
-        <w:t xml:space="preserve"> (Apache Spark Python API Docs)</w:t>
+      <w:r>
+        <w:rPr>
+          <w:b/>
+          <w:bCs/>
+        </w:rPr>
+        <w:t>PySpark (Apache Spark Python API Docs)</w:t>
       </w:r>
       <w:r>
         <w:br/>
@@ -19951,6 +18425,10 @@
 </file>
 
 <file path=customXml/item1.xml><?xml version="1.0" encoding="utf-8"?>
+<b:Sources xmlns:b="http://schemas.openxmlformats.org/officeDocument/2006/bibliography" xmlns="http://schemas.openxmlformats.org/officeDocument/2006/bibliography" SelectedStyle="\APASixthEditionOfficeOnline.xsl" StyleName="APA" Version="6"/>
+</file>
+
+<file path=customXml/item2.xml><?xml version="1.0" encoding="utf-8"?>
 <ct:contentTypeSchema xmlns:ct="http://schemas.microsoft.com/office/2006/metadata/contentType" xmlns:ma="http://schemas.microsoft.com/office/2006/metadata/properties/metaAttributes" ct:_="" ma:_="" ma:contentTypeName="Document" ma:contentTypeID="0x010100409860184DE82D41A0749C8805E14339" ma:contentTypeVersion="13" ma:contentTypeDescription="Create a new document." ma:contentTypeScope="" ma:versionID="66c3a80a1df45fb2baf706bee535ed6f">
   <xsd:schema xmlns:xsd="http://www.w3.org/2001/XMLSchema" xmlns:xs="http://www.w3.org/2001/XMLSchema" xmlns:p="http://schemas.microsoft.com/office/2006/metadata/properties" xmlns:ns3="558e3774-e676-4c8e-8965-8495cd6eccc4" xmlns:ns4="4ccc1acb-f119-4e1c-83ef-32732d907ed3" targetNamespace="http://schemas.microsoft.com/office/2006/metadata/properties" ma:root="true" ma:fieldsID="d18762488d81c101828e5db5d79683c3" ns3:_="" ns4:_="">
     <xsd:import namespace="558e3774-e676-4c8e-8965-8495cd6eccc4"/>
@@ -20169,19 +18647,7 @@
 </ct:contentTypeSchema>
 </file>
 
-<file path=customXml/item2.xml><?xml version="1.0" encoding="utf-8"?>
-<b:Sources xmlns:b="http://schemas.openxmlformats.org/officeDocument/2006/bibliography" xmlns="http://schemas.openxmlformats.org/officeDocument/2006/bibliography" SelectedStyle="\APASixthEditionOfficeOnline.xsl" StyleName="APA" Version="6"/>
-</file>
-
 <file path=customXml/item3.xml><?xml version="1.0" encoding="utf-8"?>
-<p:properties xmlns:p="http://schemas.microsoft.com/office/2006/metadata/properties" xmlns:xsi="http://www.w3.org/2001/XMLSchema-instance" xmlns:pc="http://schemas.microsoft.com/office/infopath/2007/PartnerControls">
-  <documentManagement>
-    <_activity xmlns="558e3774-e676-4c8e-8965-8495cd6eccc4" xsi:nil="true"/>
-  </documentManagement>
-</p:properties>
-</file>
-
-<file path=customXml/item4.xml><?xml version="1.0" encoding="utf-8"?>
 <?mso-contentType ?>
 <FormTemplates xmlns="http://schemas.microsoft.com/sharepoint/v3/contenttype/forms">
   <Display>DocumentLibraryForm</Display>
@@ -20190,7 +18656,23 @@
 </FormTemplates>
 </file>
 
+<file path=customXml/item4.xml><?xml version="1.0" encoding="utf-8"?>
+<p:properties xmlns:p="http://schemas.microsoft.com/office/2006/metadata/properties" xmlns:xsi="http://www.w3.org/2001/XMLSchema-instance" xmlns:pc="http://schemas.microsoft.com/office/infopath/2007/PartnerControls">
+  <documentManagement>
+    <_activity xmlns="558e3774-e676-4c8e-8965-8495cd6eccc4" xsi:nil="true"/>
+  </documentManagement>
+</p:properties>
+</file>
+
 <file path=customXml/itemProps1.xml><?xml version="1.0" encoding="utf-8"?>
+<ds:datastoreItem xmlns:ds="http://schemas.openxmlformats.org/officeDocument/2006/customXml" ds:itemID="{D70B9965-795C-4761-99A5-E3C6E2DF3D43}">
+  <ds:schemaRefs>
+    <ds:schemaRef ds:uri="http://schemas.openxmlformats.org/officeDocument/2006/bibliography"/>
+  </ds:schemaRefs>
+</ds:datastoreItem>
+</file>
+
+<file path=customXml/itemProps2.xml><?xml version="1.0" encoding="utf-8"?>
 <ds:datastoreItem xmlns:ds="http://schemas.openxmlformats.org/officeDocument/2006/customXml" ds:itemID="{8FD02C52-9EC2-4A4E-80F5-A73C38A4A5DD}">
   <ds:schemaRefs>
     <ds:schemaRef ds:uri="http://schemas.microsoft.com/office/2006/metadata/contentType"/>
@@ -20209,15 +18691,15 @@
 </ds:datastoreItem>
 </file>
 
-<file path=customXml/itemProps2.xml><?xml version="1.0" encoding="utf-8"?>
-<ds:datastoreItem xmlns:ds="http://schemas.openxmlformats.org/officeDocument/2006/customXml" ds:itemID="{D70B9965-795C-4761-99A5-E3C6E2DF3D43}">
+<file path=customXml/itemProps3.xml><?xml version="1.0" encoding="utf-8"?>
+<ds:datastoreItem xmlns:ds="http://schemas.openxmlformats.org/officeDocument/2006/customXml" ds:itemID="{23A45085-E51E-4D98-B952-920101C819AF}">
   <ds:schemaRefs>
-    <ds:schemaRef ds:uri="http://schemas.openxmlformats.org/officeDocument/2006/bibliography"/>
+    <ds:schemaRef ds:uri="http://schemas.microsoft.com/sharepoint/v3/contenttype/forms"/>
   </ds:schemaRefs>
 </ds:datastoreItem>
 </file>
 
-<file path=customXml/itemProps3.xml><?xml version="1.0" encoding="utf-8"?>
+<file path=customXml/itemProps4.xml><?xml version="1.0" encoding="utf-8"?>
 <ds:datastoreItem xmlns:ds="http://schemas.openxmlformats.org/officeDocument/2006/customXml" ds:itemID="{523EB6BB-C98C-4D6E-B8EA-6C24A325E2F6}">
   <ds:schemaRefs>
     <ds:schemaRef ds:uri="http://schemas.microsoft.com/office/2006/metadata/properties"/>
@@ -20225,12 +18707,4 @@
     <ds:schemaRef ds:uri="558e3774-e676-4c8e-8965-8495cd6eccc4"/>
   </ds:schemaRefs>
 </ds:datastoreItem>
-</file>
-
-<file path=customXml/itemProps4.xml><?xml version="1.0" encoding="utf-8"?>
-<ds:datastoreItem xmlns:ds="http://schemas.openxmlformats.org/officeDocument/2006/customXml" ds:itemID="{23A45085-E51E-4D98-B952-920101C819AF}">
-  <ds:schemaRefs>
-    <ds:schemaRef ds:uri="http://schemas.microsoft.com/sharepoint/v3/contenttype/forms"/>
-  </ds:schemaRefs>
-</ds:datastoreItem>
 </file>